--- a/docs/技术文档.docx
+++ b/docs/技术文档.docx
@@ -98,7 +98,7 @@
         <w:rPr>
           <w:sz w:val="21"/>
         </w:rPr>
-        <w:t>本系统面向小分子筛选与结合模式评估任务，把"分子库准备—理化性质评估—结合口袋定盒—真实分子对接—结合模式比较—排序与报告"这一条实验流程交给若干协作的语言模型智能体来编排，而把全部数值计算交给确定性的计算内核。系统采用一个协调智能体加四个职能子智能体的结构，协调智能体只做决策、分发与汇总，子智能体只调用工具并返回结构化结果，真实计算由 AutoDock Vina、RDKit、Meeko 与（可选的）P2Rank 完成。所有中间结果与产物按次运行落盘，报告中的每一个数值都可以回溯到工具输出。系统提供网页界面、命令行与标准智能体协议接口三种使用方式，可在单机离线环境中运行。</w:t>
+        <w:t>本系统面向小分子筛选与结合模式评估任务，把"分子库准备—理化性质评估—结合口袋定盒—真实分子对接—结合模式比较—排序与报告"这一条实验流程交给若干协作的语言模型智能体来编排，而把全部数值计算交给确定性的计算内核。系统采用一个协调智能体加四个职能子智能体的结构，协调智能体只做决策、分发与汇总，子智能体只调用工具并返回结构化结果，真实计算由 AutoDock Vina、RDKit、Meeko 与（可选的）P2Rank 完成。所有中间结果与产物按次运行落盘，报告中的每一个数值都可以回溯到工具输出。系统提供网页界面、命令行与 HTTP 接口三种使用方式：接口分为承载业务的产品接口与遵循标准智能体协议的 运行接口两组，共四十余个端点，覆盖运行发起、状态查询、产物下载与历史检索。</w:t>
       </w:r>
     </w:p>
     <w:p>
@@ -1812,7 +1812,813 @@
           <w:color w:val="1F2733"/>
           <w:sz w:val="25"/>
         </w:rPr>
-        <w:t>4.6 编程接口与命令行</w:t>
+        <w:t>4.6 编程接口</w:t>
+      </w:r>
+    </w:p>
+    <w:p>
+      <w:pPr>
+        <w:ind w:firstLine="0"/>
+      </w:pPr>
+      <w:r>
+        <w:rPr>
+          <w:sz w:val="21"/>
+        </w:rPr>
+        <w:t xml:space="preserve">服务启动后即暴露 HTTP 接口，默认只监听本机地址，不带鉴权，适合本机脚本与内网部署。接口分为两组： </w:t>
+      </w:r>
+      <w:r>
+        <w:rPr>
+          <w:b/>
+          <w:sz w:val="21"/>
+        </w:rPr>
+        <w:t>产品接口</w:t>
+      </w:r>
+      <w:r>
+        <w:rPr>
+          <w:sz w:val="21"/>
+        </w:rPr>
+        <w:t>（</w:t>
+      </w:r>
+      <w:r>
+        <w:rPr>
+          <w:rFonts w:ascii="DejaVu Sans Mono" w:hAnsi="DejaVu Sans Mono"/>
+          <w:sz w:val="19"/>
+        </w:rPr>
+        <w:t>/api/...</w:t>
+      </w:r>
+      <w:r>
+        <w:rPr>
+          <w:sz w:val="21"/>
+        </w:rPr>
+        <w:t>）承载业务流程与产物访问；</w:t>
+      </w:r>
+      <w:r>
+        <w:rPr>
+          <w:b/>
+          <w:sz w:val="21"/>
+        </w:rPr>
+        <w:t>运行接口</w:t>
+      </w:r>
+      <w:r>
+        <w:rPr>
+          <w:sz w:val="21"/>
+        </w:rPr>
+        <w:t>（</w:t>
+      </w:r>
+      <w:r>
+        <w:rPr>
+          <w:rFonts w:ascii="DejaVu Sans Mono" w:hAnsi="DejaVu Sans Mono"/>
+          <w:sz w:val="19"/>
+        </w:rPr>
+        <w:t>/threads</w:t>
+      </w:r>
+      <w:r>
+        <w:rPr>
+          <w:sz w:val="21"/>
+        </w:rPr>
+        <w:t>、</w:t>
+      </w:r>
+      <w:r>
+        <w:rPr>
+          <w:rFonts w:ascii="DejaVu Sans Mono" w:hAnsi="DejaVu Sans Mono"/>
+          <w:sz w:val="19"/>
+        </w:rPr>
+        <w:t>/runs</w:t>
+      </w:r>
+      <w:r>
+        <w:rPr>
+          <w:sz w:val="21"/>
+        </w:rPr>
+        <w:t>、</w:t>
+      </w:r>
+      <w:r>
+        <w:rPr>
+          <w:rFonts w:ascii="DejaVu Sans Mono" w:hAnsi="DejaVu Sans Mono"/>
+          <w:sz w:val="19"/>
+        </w:rPr>
+        <w:t>/assistants</w:t>
+      </w:r>
+      <w:r>
+        <w:rPr>
+          <w:sz w:val="21"/>
+        </w:rPr>
+        <w:t>） 遵循标准智能体协议，用于发起与跟踪一次运行。两组接口共享同一套编排与计算实现。</w:t>
+      </w:r>
+    </w:p>
+    <w:p>
+      <w:pPr>
+        <w:pStyle w:val="Heading3"/>
+        <w:spacing w:before="200" w:after="120"/>
+      </w:pPr>
+      <w:r>
+        <w:rPr>
+          <w:rFonts w:ascii="Noto Sans CJK SC" w:hAnsi="Noto Sans CJK SC" w:eastAsia="Noto Sans CJK SC"/>
+          <w:color w:val="1F2733"/>
+          <w:sz w:val="22"/>
+        </w:rPr>
+        <w:t>4.6.1 运行接口</w:t>
+      </w:r>
+    </w:p>
+    <w:tbl>
+      <w:tblPr>
+        <w:tblStyle w:val="TableGrid"/>
+        <w:tblW w:type="auto" w:w="0"/>
+        <w:jc w:val="center"/>
+        <w:tblLook w:firstColumn="1" w:firstRow="1" w:lastColumn="0" w:lastRow="0" w:noHBand="0" w:noVBand="1" w:val="04A0"/>
+      </w:tblPr>
+      <w:tblGrid>
+        <w:gridCol w:w="3137"/>
+        <w:gridCol w:w="3137"/>
+        <w:gridCol w:w="3137"/>
+      </w:tblGrid>
+      <w:tr>
+        <w:tc>
+          <w:tcPr>
+            <w:tcW w:type="dxa" w:w="3137"/>
+          </w:tcPr>
+          <w:p>
+            <w:pPr>
+              <w:spacing w:after="0"/>
+            </w:pPr>
+            <w:r>
+              <w:rPr>
+                <w:b/>
+              </w:rPr>
+            </w:r>
+            <w:r>
+              <w:rPr>
+                <w:b/>
+                <w:sz w:val="19"/>
+              </w:rPr>
+              <w:t>方法</w:t>
+            </w:r>
+          </w:p>
+        </w:tc>
+        <w:tc>
+          <w:tcPr>
+            <w:tcW w:type="dxa" w:w="3137"/>
+          </w:tcPr>
+          <w:p>
+            <w:pPr>
+              <w:spacing w:after="0"/>
+            </w:pPr>
+            <w:r>
+              <w:rPr>
+                <w:b/>
+              </w:rPr>
+            </w:r>
+            <w:r>
+              <w:rPr>
+                <w:b/>
+                <w:sz w:val="19"/>
+              </w:rPr>
+              <w:t>路径</w:t>
+            </w:r>
+          </w:p>
+        </w:tc>
+        <w:tc>
+          <w:tcPr>
+            <w:tcW w:type="dxa" w:w="3137"/>
+          </w:tcPr>
+          <w:p>
+            <w:pPr>
+              <w:spacing w:after="0"/>
+            </w:pPr>
+            <w:r>
+              <w:rPr>
+                <w:b/>
+              </w:rPr>
+            </w:r>
+            <w:r>
+              <w:rPr>
+                <w:b/>
+                <w:sz w:val="19"/>
+              </w:rPr>
+              <w:t>用途</w:t>
+            </w:r>
+          </w:p>
+        </w:tc>
+      </w:tr>
+      <w:tr>
+        <w:tc>
+          <w:tcPr>
+            <w:tcW w:type="dxa" w:w="3137"/>
+          </w:tcPr>
+          <w:p>
+            <w:pPr>
+              <w:spacing w:after="0"/>
+            </w:pPr>
+            <w:r/>
+            <w:r>
+              <w:rPr>
+                <w:rFonts w:ascii="DejaVu Sans Mono" w:hAnsi="DejaVu Sans Mono"/>
+                <w:sz w:val="17"/>
+              </w:rPr>
+              <w:t>POST</w:t>
+            </w:r>
+          </w:p>
+        </w:tc>
+        <w:tc>
+          <w:tcPr>
+            <w:tcW w:type="dxa" w:w="3137"/>
+          </w:tcPr>
+          <w:p>
+            <w:pPr>
+              <w:spacing w:after="0"/>
+            </w:pPr>
+            <w:r/>
+            <w:r>
+              <w:rPr>
+                <w:rFonts w:ascii="DejaVu Sans Mono" w:hAnsi="DejaVu Sans Mono"/>
+                <w:sz w:val="17"/>
+              </w:rPr>
+              <w:t>/threads</w:t>
+            </w:r>
+          </w:p>
+        </w:tc>
+        <w:tc>
+          <w:tcPr>
+            <w:tcW w:type="dxa" w:w="3137"/>
+          </w:tcPr>
+          <w:p>
+            <w:pPr>
+              <w:spacing w:after="0"/>
+            </w:pPr>
+            <w:r/>
+            <w:r>
+              <w:rPr>
+                <w:sz w:val="19"/>
+              </w:rPr>
+              <w:t>创建会话线程（同一线程即同一段对话）</w:t>
+            </w:r>
+          </w:p>
+        </w:tc>
+      </w:tr>
+      <w:tr>
+        <w:tc>
+          <w:tcPr>
+            <w:tcW w:type="dxa" w:w="3137"/>
+          </w:tcPr>
+          <w:p>
+            <w:pPr>
+              <w:spacing w:after="0"/>
+            </w:pPr>
+            <w:r/>
+            <w:r>
+              <w:rPr>
+                <w:rFonts w:ascii="DejaVu Sans Mono" w:hAnsi="DejaVu Sans Mono"/>
+                <w:sz w:val="17"/>
+              </w:rPr>
+              <w:t>POST</w:t>
+            </w:r>
+          </w:p>
+        </w:tc>
+        <w:tc>
+          <w:tcPr>
+            <w:tcW w:type="dxa" w:w="3137"/>
+          </w:tcPr>
+          <w:p>
+            <w:pPr>
+              <w:spacing w:after="0"/>
+            </w:pPr>
+            <w:r/>
+            <w:r>
+              <w:rPr>
+                <w:rFonts w:ascii="DejaVu Sans Mono" w:hAnsi="DejaVu Sans Mono"/>
+                <w:sz w:val="17"/>
+              </w:rPr>
+              <w:t>/threads/{thread_id}/runs/stream</w:t>
+            </w:r>
+          </w:p>
+        </w:tc>
+        <w:tc>
+          <w:tcPr>
+            <w:tcW w:type="dxa" w:w="3137"/>
+          </w:tcPr>
+          <w:p>
+            <w:pPr>
+              <w:spacing w:after="0"/>
+            </w:pPr>
+            <w:r/>
+            <w:r>
+              <w:rPr>
+                <w:sz w:val="19"/>
+              </w:rPr>
+              <w:t>在线程上执行并以事件流返回</w:t>
+            </w:r>
+          </w:p>
+        </w:tc>
+      </w:tr>
+      <w:tr>
+        <w:tc>
+          <w:tcPr>
+            <w:tcW w:type="dxa" w:w="3137"/>
+          </w:tcPr>
+          <w:p>
+            <w:pPr>
+              <w:spacing w:after="0"/>
+            </w:pPr>
+            <w:r/>
+            <w:r>
+              <w:rPr>
+                <w:rFonts w:ascii="DejaVu Sans Mono" w:hAnsi="DejaVu Sans Mono"/>
+                <w:sz w:val="17"/>
+              </w:rPr>
+              <w:t>POST</w:t>
+            </w:r>
+          </w:p>
+        </w:tc>
+        <w:tc>
+          <w:tcPr>
+            <w:tcW w:type="dxa" w:w="3137"/>
+          </w:tcPr>
+          <w:p>
+            <w:pPr>
+              <w:spacing w:after="0"/>
+            </w:pPr>
+            <w:r/>
+            <w:r>
+              <w:rPr>
+                <w:rFonts w:ascii="DejaVu Sans Mono" w:hAnsi="DejaVu Sans Mono"/>
+                <w:sz w:val="17"/>
+              </w:rPr>
+              <w:t>/threads/{thread_id}/runs/wait</w:t>
+            </w:r>
+          </w:p>
+        </w:tc>
+        <w:tc>
+          <w:tcPr>
+            <w:tcW w:type="dxa" w:w="3137"/>
+          </w:tcPr>
+          <w:p>
+            <w:pPr>
+              <w:spacing w:after="0"/>
+            </w:pPr>
+            <w:r/>
+            <w:r>
+              <w:rPr>
+                <w:sz w:val="19"/>
+              </w:rPr>
+              <w:t>在线程上执行并等待最终结果</w:t>
+            </w:r>
+          </w:p>
+        </w:tc>
+      </w:tr>
+      <w:tr>
+        <w:tc>
+          <w:tcPr>
+            <w:tcW w:type="dxa" w:w="3137"/>
+          </w:tcPr>
+          <w:p>
+            <w:pPr>
+              <w:spacing w:after="0"/>
+            </w:pPr>
+            <w:r/>
+            <w:r>
+              <w:rPr>
+                <w:rFonts w:ascii="DejaVu Sans Mono" w:hAnsi="DejaVu Sans Mono"/>
+                <w:sz w:val="17"/>
+              </w:rPr>
+              <w:t>POST</w:t>
+            </w:r>
+          </w:p>
+        </w:tc>
+        <w:tc>
+          <w:tcPr>
+            <w:tcW w:type="dxa" w:w="3137"/>
+          </w:tcPr>
+          <w:p>
+            <w:pPr>
+              <w:spacing w:after="0"/>
+            </w:pPr>
+            <w:r/>
+            <w:r>
+              <w:rPr>
+                <w:rFonts w:ascii="DejaVu Sans Mono" w:hAnsi="DejaVu Sans Mono"/>
+                <w:sz w:val="17"/>
+              </w:rPr>
+              <w:t>/threads/{thread_id}/runs/{run_id}/cancel</w:t>
+            </w:r>
+          </w:p>
+        </w:tc>
+        <w:tc>
+          <w:tcPr>
+            <w:tcW w:type="dxa" w:w="3137"/>
+          </w:tcPr>
+          <w:p>
+            <w:pPr>
+              <w:spacing w:after="0"/>
+            </w:pPr>
+            <w:r/>
+            <w:r>
+              <w:rPr>
+                <w:sz w:val="19"/>
+              </w:rPr>
+              <w:t>取消运行（协作式，会终止对接进程池）</w:t>
+            </w:r>
+          </w:p>
+        </w:tc>
+      </w:tr>
+      <w:tr>
+        <w:tc>
+          <w:tcPr>
+            <w:tcW w:type="dxa" w:w="3137"/>
+          </w:tcPr>
+          <w:p>
+            <w:pPr>
+              <w:spacing w:after="0"/>
+            </w:pPr>
+            <w:r/>
+            <w:r>
+              <w:rPr>
+                <w:rFonts w:ascii="DejaVu Sans Mono" w:hAnsi="DejaVu Sans Mono"/>
+                <w:sz w:val="17"/>
+              </w:rPr>
+              <w:t>GET</w:t>
+            </w:r>
+          </w:p>
+        </w:tc>
+        <w:tc>
+          <w:tcPr>
+            <w:tcW w:type="dxa" w:w="3137"/>
+          </w:tcPr>
+          <w:p>
+            <w:pPr>
+              <w:spacing w:after="0"/>
+            </w:pPr>
+            <w:r/>
+            <w:r>
+              <w:rPr>
+                <w:rFonts w:ascii="DejaVu Sans Mono" w:hAnsi="DejaVu Sans Mono"/>
+                <w:sz w:val="17"/>
+              </w:rPr>
+              <w:t>/threads/{thread_id}/state</w:t>
+            </w:r>
+            <w:r>
+              <w:rPr>
+                <w:sz w:val="19"/>
+              </w:rPr>
+              <w:t>、</w:t>
+            </w:r>
+            <w:r>
+              <w:rPr>
+                <w:rFonts w:ascii="DejaVu Sans Mono" w:hAnsi="DejaVu Sans Mono"/>
+                <w:sz w:val="17"/>
+              </w:rPr>
+              <w:t>/history</w:t>
+            </w:r>
+          </w:p>
+        </w:tc>
+        <w:tc>
+          <w:tcPr>
+            <w:tcW w:type="dxa" w:w="3137"/>
+          </w:tcPr>
+          <w:p>
+            <w:pPr>
+              <w:spacing w:after="0"/>
+            </w:pPr>
+            <w:r/>
+            <w:r>
+              <w:rPr>
+                <w:sz w:val="19"/>
+              </w:rPr>
+              <w:t>线程当前状态与检查点历史</w:t>
+            </w:r>
+          </w:p>
+        </w:tc>
+      </w:tr>
+      <w:tr>
+        <w:tc>
+          <w:tcPr>
+            <w:tcW w:type="dxa" w:w="3137"/>
+          </w:tcPr>
+          <w:p>
+            <w:pPr>
+              <w:spacing w:after="0"/>
+            </w:pPr>
+            <w:r/>
+            <w:r>
+              <w:rPr>
+                <w:rFonts w:ascii="DejaVu Sans Mono" w:hAnsi="DejaVu Sans Mono"/>
+                <w:sz w:val="17"/>
+              </w:rPr>
+              <w:t>POST</w:t>
+            </w:r>
+          </w:p>
+        </w:tc>
+        <w:tc>
+          <w:tcPr>
+            <w:tcW w:type="dxa" w:w="3137"/>
+          </w:tcPr>
+          <w:p>
+            <w:pPr>
+              <w:spacing w:after="0"/>
+            </w:pPr>
+            <w:r/>
+            <w:r>
+              <w:rPr>
+                <w:rFonts w:ascii="DejaVu Sans Mono" w:hAnsi="DejaVu Sans Mono"/>
+                <w:sz w:val="17"/>
+              </w:rPr>
+              <w:t>/runs/stream</w:t>
+            </w:r>
+            <w:r>
+              <w:rPr>
+                <w:sz w:val="19"/>
+              </w:rPr>
+              <w:t>、</w:t>
+            </w:r>
+            <w:r>
+              <w:rPr>
+                <w:rFonts w:ascii="DejaVu Sans Mono" w:hAnsi="DejaVu Sans Mono"/>
+                <w:sz w:val="17"/>
+              </w:rPr>
+              <w:t>/runs/wait</w:t>
+            </w:r>
+          </w:p>
+        </w:tc>
+        <w:tc>
+          <w:tcPr>
+            <w:tcW w:type="dxa" w:w="3137"/>
+          </w:tcPr>
+          <w:p>
+            <w:pPr>
+              <w:spacing w:after="0"/>
+            </w:pPr>
+            <w:r/>
+            <w:r>
+              <w:rPr>
+                <w:sz w:val="19"/>
+              </w:rPr>
+              <w:t>无状态执行（不保留多轮上下文）</w:t>
+            </w:r>
+          </w:p>
+        </w:tc>
+      </w:tr>
+      <w:tr>
+        <w:tc>
+          <w:tcPr>
+            <w:tcW w:type="dxa" w:w="3137"/>
+          </w:tcPr>
+          <w:p>
+            <w:pPr>
+              <w:spacing w:after="0"/>
+            </w:pPr>
+            <w:r/>
+            <w:r>
+              <w:rPr>
+                <w:rFonts w:ascii="DejaVu Sans Mono" w:hAnsi="DejaVu Sans Mono"/>
+                <w:sz w:val="17"/>
+              </w:rPr>
+              <w:t>GET</w:t>
+            </w:r>
+          </w:p>
+        </w:tc>
+        <w:tc>
+          <w:tcPr>
+            <w:tcW w:type="dxa" w:w="3137"/>
+          </w:tcPr>
+          <w:p>
+            <w:pPr>
+              <w:spacing w:after="0"/>
+            </w:pPr>
+            <w:r/>
+            <w:r>
+              <w:rPr>
+                <w:rFonts w:ascii="DejaVu Sans Mono" w:hAnsi="DejaVu Sans Mono"/>
+                <w:sz w:val="17"/>
+              </w:rPr>
+              <w:t>/assistants/search</w:t>
+            </w:r>
+            <w:r>
+              <w:rPr>
+                <w:sz w:val="19"/>
+              </w:rPr>
+              <w:t>、</w:t>
+            </w:r>
+            <w:r>
+              <w:rPr>
+                <w:rFonts w:ascii="DejaVu Sans Mono" w:hAnsi="DejaVu Sans Mono"/>
+                <w:sz w:val="17"/>
+              </w:rPr>
+              <w:t>/assistants/{id}/schemas</w:t>
+            </w:r>
+          </w:p>
+        </w:tc>
+        <w:tc>
+          <w:tcPr>
+            <w:tcW w:type="dxa" w:w="3137"/>
+          </w:tcPr>
+          <w:p>
+            <w:pPr>
+              <w:spacing w:after="0"/>
+            </w:pPr>
+            <w:r/>
+            <w:r>
+              <w:rPr>
+                <w:sz w:val="19"/>
+              </w:rPr>
+              <w:t>列出可用助手与其输入输出结构</w:t>
+            </w:r>
+          </w:p>
+        </w:tc>
+      </w:tr>
+    </w:tbl>
+    <w:p>
+      <w:pPr>
+        <w:spacing w:after="80"/>
+      </w:pPr>
+    </w:p>
+    <w:p>
+      <w:pPr>
+        <w:ind w:firstLine="0"/>
+      </w:pPr>
+      <w:r>
+        <w:rPr>
+          <w:sz w:val="21"/>
+        </w:rPr>
+        <w:t xml:space="preserve">请求体为标准信封，业务参数放在 </w:t>
+      </w:r>
+      <w:r>
+        <w:rPr>
+          <w:rFonts w:ascii="DejaVu Sans Mono" w:hAnsi="DejaVu Sans Mono"/>
+          <w:sz w:val="19"/>
+        </w:rPr>
+        <w:t>input</w:t>
+      </w:r>
+      <w:r>
+        <w:rPr>
+          <w:sz w:val="21"/>
+        </w:rPr>
+        <w:t xml:space="preserve"> 内。</w:t>
+      </w:r>
+      <w:r>
+        <w:rPr>
+          <w:rFonts w:ascii="DejaVu Sans Mono" w:hAnsi="DejaVu Sans Mono"/>
+          <w:sz w:val="19"/>
+        </w:rPr>
+        <w:t>assistant_id</w:t>
+      </w:r>
+      <w:r>
+        <w:rPr>
+          <w:sz w:val="21"/>
+        </w:rPr>
+        <w:t xml:space="preserve"> 取 </w:t>
+      </w:r>
+      <w:r>
+        <w:rPr>
+          <w:rFonts w:ascii="DejaVu Sans Mono" w:hAnsi="DejaVu Sans Mono"/>
+          <w:sz w:val="19"/>
+        </w:rPr>
+        <w:t>coordinator</w:t>
+      </w:r>
+      <w:r>
+        <w:rPr>
+          <w:sz w:val="21"/>
+        </w:rPr>
+        <w:t xml:space="preserve">（编排主入口）； </w:t>
+      </w:r>
+      <w:r>
+        <w:rPr>
+          <w:rFonts w:ascii="DejaVu Sans Mono" w:hAnsi="DejaVu Sans Mono"/>
+          <w:sz w:val="19"/>
+        </w:rPr>
+        <w:t>input.mode</w:t>
+      </w:r>
+      <w:r>
+        <w:rPr>
+          <w:sz w:val="21"/>
+        </w:rPr>
+        <w:t xml:space="preserve"> 为 </w:t>
+      </w:r>
+      <w:r>
+        <w:rPr>
+          <w:rFonts w:ascii="DejaVu Sans Mono" w:hAnsi="DejaVu Sans Mono"/>
+          <w:sz w:val="19"/>
+        </w:rPr>
+        <w:t>chat</w:t>
+      </w:r>
+      <w:r>
+        <w:rPr>
+          <w:sz w:val="21"/>
+        </w:rPr>
+        <w:t xml:space="preserve">（自然语言）或 </w:t>
+      </w:r>
+      <w:r>
+        <w:rPr>
+          <w:rFonts w:ascii="DejaVu Sans Mono" w:hAnsi="DejaVu Sans Mono"/>
+          <w:sz w:val="19"/>
+        </w:rPr>
+        <w:t>manual</w:t>
+      </w:r>
+      <w:r>
+        <w:rPr>
+          <w:sz w:val="21"/>
+        </w:rPr>
+        <w:t xml:space="preserve">（表单参数为权威）。事件流的帧类型包括 </w:t>
+      </w:r>
+      <w:r>
+        <w:rPr>
+          <w:rFonts w:ascii="DejaVu Sans Mono" w:hAnsi="DejaVu Sans Mono"/>
+          <w:sz w:val="19"/>
+        </w:rPr>
+        <w:t>metadata</w:t>
+      </w:r>
+      <w:r>
+        <w:rPr>
+          <w:sz w:val="21"/>
+        </w:rPr>
+        <w:t>（运行标识）、</w:t>
+      </w:r>
+      <w:r>
+        <w:rPr>
+          <w:rFonts w:ascii="DejaVu Sans Mono" w:hAnsi="DejaVu Sans Mono"/>
+          <w:sz w:val="19"/>
+        </w:rPr>
+        <w:t>messages/partial</w:t>
+      </w:r>
+      <w:r>
+        <w:rPr>
+          <w:sz w:val="21"/>
+        </w:rPr>
+        <w:t>（文本增量）、</w:t>
+      </w:r>
+      <w:r>
+        <w:rPr>
+          <w:rFonts w:ascii="DejaVu Sans Mono" w:hAnsi="DejaVu Sans Mono"/>
+          <w:sz w:val="19"/>
+        </w:rPr>
+        <w:t>messages/complete</w:t>
+      </w:r>
+      <w:r>
+        <w:rPr>
+          <w:sz w:val="21"/>
+        </w:rPr>
+        <w:t xml:space="preserve">（最终文本）、 </w:t>
+      </w:r>
+      <w:r>
+        <w:rPr>
+          <w:rFonts w:ascii="DejaVu Sans Mono" w:hAnsi="DejaVu Sans Mono"/>
+          <w:sz w:val="19"/>
+        </w:rPr>
+        <w:t>updates</w:t>
+      </w:r>
+      <w:r>
+        <w:rPr>
+          <w:sz w:val="21"/>
+        </w:rPr>
+        <w:t>（节点更新）、</w:t>
+      </w:r>
+      <w:r>
+        <w:rPr>
+          <w:rFonts w:ascii="DejaVu Sans Mono" w:hAnsi="DejaVu Sans Mono"/>
+          <w:sz w:val="19"/>
+        </w:rPr>
+        <w:t>custom</w:t>
+      </w:r>
+      <w:r>
+        <w:rPr>
+          <w:sz w:val="21"/>
+        </w:rPr>
+        <w:t>（领域事件，如阶段进展与逐分子对接结果）、</w:t>
+      </w:r>
+      <w:r>
+        <w:rPr>
+          <w:rFonts w:ascii="DejaVu Sans Mono" w:hAnsi="DejaVu Sans Mono"/>
+          <w:sz w:val="19"/>
+        </w:rPr>
+        <w:t>values</w:t>
+      </w:r>
+      <w:r>
+        <w:rPr>
+          <w:sz w:val="21"/>
+        </w:rPr>
+        <w:t xml:space="preserve">（最终值）、 </w:t>
+      </w:r>
+      <w:r>
+        <w:rPr>
+          <w:rFonts w:ascii="DejaVu Sans Mono" w:hAnsi="DejaVu Sans Mono"/>
+          <w:sz w:val="19"/>
+        </w:rPr>
+        <w:t>error</w:t>
+      </w:r>
+      <w:r>
+        <w:rPr>
+          <w:sz w:val="21"/>
+        </w:rPr>
+        <w:t xml:space="preserve"> 与 </w:t>
+      </w:r>
+      <w:r>
+        <w:rPr>
+          <w:rFonts w:ascii="DejaVu Sans Mono" w:hAnsi="DejaVu Sans Mono"/>
+          <w:sz w:val="19"/>
+        </w:rPr>
+        <w:t>end</w:t>
+      </w:r>
+      <w:r>
+        <w:rPr>
+          <w:sz w:val="21"/>
+        </w:rPr>
+        <w:t>。</w:t>
       </w:r>
     </w:p>
     <w:p>
@@ -1826,7 +2632,7 @@
           <w:rFonts w:ascii="DejaVu Sans Mono" w:hAnsi="DejaVu Sans Mono"/>
           <w:sz w:val="18"/>
         </w:rPr>
-        <w:t># 标准智能体协议：建立会话并流式运行</w:t>
+        <w:t># 建立会话</w:t>
         <w:br/>
       </w:r>
       <w:r>
@@ -1835,6 +2641,29 @@
           <w:sz w:val="18"/>
         </w:rPr>
         <w:t>curl -s -X POST localhost:5000/threads -H 'Content-Type: application/json' -d '{}'</w:t>
+        <w:br/>
+      </w:r>
+      <w:r>
+        <w:rPr>
+          <w:rFonts w:ascii="DejaVu Sans Mono" w:hAnsi="DejaVu Sans Mono"/>
+          <w:sz w:val="18"/>
+        </w:rPr>
+        <w:t># → {"thread_id": "..."}</w:t>
+        <w:br/>
+      </w:r>
+      <w:r>
+        <w:rPr>
+          <w:rFonts w:ascii="DejaVu Sans Mono" w:hAnsi="DejaVu Sans Mono"/>
+          <w:sz w:val="18"/>
+        </w:rPr>
+        <w:br/>
+      </w:r>
+      <w:r>
+        <w:rPr>
+          <w:rFonts w:ascii="DejaVu Sans Mono" w:hAnsi="DejaVu Sans Mono"/>
+          <w:sz w:val="18"/>
+        </w:rPr>
+        <w:t># 发起运行并消费事件流</w:t>
         <w:br/>
       </w:r>
       <w:r>
@@ -1866,30 +2695,7 @@
           <w:rFonts w:ascii="DejaVu Sans Mono" w:hAnsi="DejaVu Sans Mono"/>
           <w:sz w:val="18"/>
         </w:rPr>
-        <w:t xml:space="preserve">          "input":{"mode":"chat","message":"用示例库对接凝血酶前 5 个分子"}}'</w:t>
-        <w:br/>
-      </w:r>
-      <w:r>
-        <w:rPr>
-          <w:rFonts w:ascii="DejaVu Sans Mono" w:hAnsi="DejaVu Sans Mono"/>
-          <w:sz w:val="18"/>
-        </w:rPr>
-        <w:br/>
-      </w:r>
-      <w:r>
-        <w:rPr>
-          <w:rFonts w:ascii="DejaVu Sans Mono" w:hAnsi="DejaVu Sans Mono"/>
-          <w:sz w:val="18"/>
-        </w:rPr>
-        <w:t># 运行检索</w:t>
-        <w:br/>
-      </w:r>
-      <w:r>
-        <w:rPr>
-          <w:rFonts w:ascii="DejaVu Sans Mono" w:hAnsi="DejaVu Sans Mono"/>
-          <w:sz w:val="18"/>
-        </w:rPr>
-        <w:t>curl -s "localhost:5000/api/runs?q=阿司匹林&amp;status=ok&amp;limit=20"</w:t>
+        <w:t xml:space="preserve">          "input":{"mode":"chat","message":"用上传的分子库对接凝血酶，报告里带上小分子 ID"}}'</w:t>
       </w:r>
     </w:p>
     <w:p>
@@ -1903,13 +2709,896 @@
     </w:p>
     <w:p>
       <w:pPr>
+        <w:pStyle w:val="Heading3"/>
+        <w:spacing w:before="200" w:after="120"/>
+      </w:pPr>
+      <w:r>
+        <w:rPr>
+          <w:rFonts w:ascii="Noto Sans CJK SC" w:hAnsi="Noto Sans CJK SC" w:eastAsia="Noto Sans CJK SC"/>
+          <w:color w:val="1F2733"/>
+          <w:sz w:val="22"/>
+        </w:rPr>
+        <w:t>4.6.2 产品接口</w:t>
+      </w:r>
+    </w:p>
+    <w:tbl>
+      <w:tblPr>
+        <w:tblStyle w:val="TableGrid"/>
+        <w:tblW w:type="auto" w:w="0"/>
+        <w:jc w:val="center"/>
+        <w:tblLook w:firstColumn="1" w:firstRow="1" w:lastColumn="0" w:lastRow="0" w:noHBand="0" w:noVBand="1" w:val="04A0"/>
+      </w:tblPr>
+      <w:tblGrid>
+        <w:gridCol w:w="3137"/>
+        <w:gridCol w:w="3137"/>
+        <w:gridCol w:w="3137"/>
+      </w:tblGrid>
+      <w:tr>
+        <w:tc>
+          <w:tcPr>
+            <w:tcW w:type="dxa" w:w="3137"/>
+          </w:tcPr>
+          <w:p>
+            <w:pPr>
+              <w:spacing w:after="0"/>
+            </w:pPr>
+            <w:r>
+              <w:rPr>
+                <w:b/>
+              </w:rPr>
+            </w:r>
+            <w:r>
+              <w:rPr>
+                <w:b/>
+                <w:sz w:val="19"/>
+              </w:rPr>
+              <w:t>分组</w:t>
+            </w:r>
+          </w:p>
+        </w:tc>
+        <w:tc>
+          <w:tcPr>
+            <w:tcW w:type="dxa" w:w="3137"/>
+          </w:tcPr>
+          <w:p>
+            <w:pPr>
+              <w:spacing w:after="0"/>
+            </w:pPr>
+            <w:r>
+              <w:rPr>
+                <w:b/>
+              </w:rPr>
+            </w:r>
+            <w:r>
+              <w:rPr>
+                <w:b/>
+                <w:sz w:val="19"/>
+              </w:rPr>
+              <w:t>端点</w:t>
+            </w:r>
+          </w:p>
+        </w:tc>
+        <w:tc>
+          <w:tcPr>
+            <w:tcW w:type="dxa" w:w="3137"/>
+          </w:tcPr>
+          <w:p>
+            <w:pPr>
+              <w:spacing w:after="0"/>
+            </w:pPr>
+            <w:r>
+              <w:rPr>
+                <w:b/>
+              </w:rPr>
+            </w:r>
+            <w:r>
+              <w:rPr>
+                <w:b/>
+                <w:sz w:val="19"/>
+              </w:rPr>
+              <w:t>用途</w:t>
+            </w:r>
+          </w:p>
+        </w:tc>
+      </w:tr>
+      <w:tr>
+        <w:tc>
+          <w:tcPr>
+            <w:tcW w:type="dxa" w:w="3137"/>
+          </w:tcPr>
+          <w:p>
+            <w:pPr>
+              <w:spacing w:after="0"/>
+            </w:pPr>
+            <w:r/>
+            <w:r>
+              <w:rPr>
+                <w:sz w:val="19"/>
+              </w:rPr>
+              <w:t>运行与产物</w:t>
+            </w:r>
+          </w:p>
+        </w:tc>
+        <w:tc>
+          <w:tcPr>
+            <w:tcW w:type="dxa" w:w="3137"/>
+          </w:tcPr>
+          <w:p>
+            <w:pPr>
+              <w:spacing w:after="0"/>
+            </w:pPr>
+            <w:r/>
+            <w:r>
+              <w:rPr>
+                <w:rFonts w:ascii="DejaVu Sans Mono" w:hAnsi="DejaVu Sans Mono"/>
+                <w:sz w:val="17"/>
+              </w:rPr>
+              <w:t>GET /api/runs</w:t>
+            </w:r>
+            <w:r>
+              <w:rPr>
+                <w:sz w:val="19"/>
+              </w:rPr>
+              <w:t>、</w:t>
+            </w:r>
+            <w:r>
+              <w:rPr>
+                <w:rFonts w:ascii="DejaVu Sans Mono" w:hAnsi="DejaVu Sans Mono"/>
+                <w:sz w:val="17"/>
+              </w:rPr>
+              <w:t>/api/runs/{run_id}</w:t>
+            </w:r>
+          </w:p>
+        </w:tc>
+        <w:tc>
+          <w:tcPr>
+            <w:tcW w:type="dxa" w:w="3137"/>
+          </w:tcPr>
+          <w:p>
+            <w:pPr>
+              <w:spacing w:after="0"/>
+            </w:pPr>
+            <w:r/>
+            <w:r>
+              <w:rPr>
+                <w:sz w:val="19"/>
+              </w:rPr>
+              <w:t>运行列表与检索、单次运行详情</w:t>
+            </w:r>
+          </w:p>
+        </w:tc>
+      </w:tr>
+      <w:tr>
+        <w:tc>
+          <w:tcPr>
+            <w:tcW w:type="dxa" w:w="3137"/>
+          </w:tcPr>
+          <w:p>
+            <w:pPr>
+              <w:spacing w:after="0"/>
+            </w:pPr>
+            <w:r/>
+          </w:p>
+        </w:tc>
+        <w:tc>
+          <w:tcPr>
+            <w:tcW w:type="dxa" w:w="3137"/>
+          </w:tcPr>
+          <w:p>
+            <w:pPr>
+              <w:spacing w:after="0"/>
+            </w:pPr>
+            <w:r/>
+            <w:r>
+              <w:rPr>
+                <w:rFonts w:ascii="DejaVu Sans Mono" w:hAnsi="DejaVu Sans Mono"/>
+                <w:sz w:val="17"/>
+              </w:rPr>
+              <w:t>GET /api/runs/{run_id}/ranking</w:t>
+            </w:r>
+          </w:p>
+        </w:tc>
+        <w:tc>
+          <w:tcPr>
+            <w:tcW w:type="dxa" w:w="3137"/>
+          </w:tcPr>
+          <w:p>
+            <w:pPr>
+              <w:spacing w:after="0"/>
+            </w:pPr>
+            <w:r/>
+            <w:r>
+              <w:rPr>
+                <w:sz w:val="19"/>
+              </w:rPr>
+              <w:t>排序结果分页查询</w:t>
+            </w:r>
+          </w:p>
+        </w:tc>
+      </w:tr>
+      <w:tr>
+        <w:tc>
+          <w:tcPr>
+            <w:tcW w:type="dxa" w:w="3137"/>
+          </w:tcPr>
+          <w:p>
+            <w:pPr>
+              <w:spacing w:after="0"/>
+            </w:pPr>
+            <w:r/>
+          </w:p>
+        </w:tc>
+        <w:tc>
+          <w:tcPr>
+            <w:tcW w:type="dxa" w:w="3137"/>
+          </w:tcPr>
+          <w:p>
+            <w:pPr>
+              <w:spacing w:after="0"/>
+            </w:pPr>
+            <w:r/>
+            <w:r>
+              <w:rPr>
+                <w:rFonts w:ascii="DejaVu Sans Mono" w:hAnsi="DejaVu Sans Mono"/>
+                <w:sz w:val="17"/>
+              </w:rPr>
+              <w:t>GET /api/runs/{run_id}/artifacts/{name}</w:t>
+            </w:r>
+          </w:p>
+        </w:tc>
+        <w:tc>
+          <w:tcPr>
+            <w:tcW w:type="dxa" w:w="3137"/>
+          </w:tcPr>
+          <w:p>
+            <w:pPr>
+              <w:spacing w:after="0"/>
+            </w:pPr>
+            <w:r/>
+            <w:r>
+              <w:rPr>
+                <w:sz w:val="19"/>
+              </w:rPr>
+              <w:t>单个产物下载（报告、图表、位姿等）</w:t>
+            </w:r>
+          </w:p>
+        </w:tc>
+      </w:tr>
+      <w:tr>
+        <w:tc>
+          <w:tcPr>
+            <w:tcW w:type="dxa" w:w="3137"/>
+          </w:tcPr>
+          <w:p>
+            <w:pPr>
+              <w:spacing w:after="0"/>
+            </w:pPr>
+            <w:r/>
+          </w:p>
+        </w:tc>
+        <w:tc>
+          <w:tcPr>
+            <w:tcW w:type="dxa" w:w="3137"/>
+          </w:tcPr>
+          <w:p>
+            <w:pPr>
+              <w:spacing w:after="0"/>
+            </w:pPr>
+            <w:r/>
+            <w:r>
+              <w:rPr>
+                <w:rFonts w:ascii="DejaVu Sans Mono" w:hAnsi="DejaVu Sans Mono"/>
+                <w:sz w:val="17"/>
+              </w:rPr>
+              <w:t>GET /api/runs/{run_id}/report.pdf</w:t>
+            </w:r>
+            <w:r>
+              <w:rPr>
+                <w:sz w:val="19"/>
+              </w:rPr>
+              <w:t>、</w:t>
+            </w:r>
+            <w:r>
+              <w:rPr>
+                <w:rFonts w:ascii="DejaVu Sans Mono" w:hAnsi="DejaVu Sans Mono"/>
+                <w:sz w:val="17"/>
+              </w:rPr>
+              <w:t>/export.csv</w:t>
+            </w:r>
+            <w:r>
+              <w:rPr>
+                <w:sz w:val="19"/>
+              </w:rPr>
+              <w:t>、</w:t>
+            </w:r>
+            <w:r>
+              <w:rPr>
+                <w:rFonts w:ascii="DejaVu Sans Mono" w:hAnsi="DejaVu Sans Mono"/>
+                <w:sz w:val="17"/>
+              </w:rPr>
+              <w:t>/poses.zip</w:t>
+            </w:r>
+            <w:r>
+              <w:rPr>
+                <w:sz w:val="19"/>
+              </w:rPr>
+              <w:t>、</w:t>
+            </w:r>
+            <w:r>
+              <w:rPr>
+                <w:rFonts w:ascii="DejaVu Sans Mono" w:hAnsi="DejaVu Sans Mono"/>
+                <w:sz w:val="17"/>
+              </w:rPr>
+              <w:t>/download.zip</w:t>
+            </w:r>
+          </w:p>
+        </w:tc>
+        <w:tc>
+          <w:tcPr>
+            <w:tcW w:type="dxa" w:w="3137"/>
+          </w:tcPr>
+          <w:p>
+            <w:pPr>
+              <w:spacing w:after="0"/>
+            </w:pPr>
+            <w:r/>
+            <w:r>
+              <w:rPr>
+                <w:sz w:val="19"/>
+              </w:rPr>
+              <w:t>报告、排序表、位姿与整包下载</w:t>
+            </w:r>
+          </w:p>
+        </w:tc>
+      </w:tr>
+      <w:tr>
+        <w:tc>
+          <w:tcPr>
+            <w:tcW w:type="dxa" w:w="3137"/>
+          </w:tcPr>
+          <w:p>
+            <w:pPr>
+              <w:spacing w:after="0"/>
+            </w:pPr>
+            <w:r/>
+          </w:p>
+        </w:tc>
+        <w:tc>
+          <w:tcPr>
+            <w:tcW w:type="dxa" w:w="3137"/>
+          </w:tcPr>
+          <w:p>
+            <w:pPr>
+              <w:spacing w:after="0"/>
+            </w:pPr>
+            <w:r/>
+            <w:r>
+              <w:rPr>
+                <w:rFonts w:ascii="DejaVu Sans Mono" w:hAnsi="DejaVu Sans Mono"/>
+                <w:sz w:val="17"/>
+              </w:rPr>
+              <w:t>POST /api/runs/{run_id}/cancel</w:t>
+            </w:r>
+          </w:p>
+        </w:tc>
+        <w:tc>
+          <w:tcPr>
+            <w:tcW w:type="dxa" w:w="3137"/>
+          </w:tcPr>
+          <w:p>
+            <w:pPr>
+              <w:spacing w:after="0"/>
+            </w:pPr>
+            <w:r/>
+            <w:r>
+              <w:rPr>
+                <w:sz w:val="19"/>
+              </w:rPr>
+              <w:t>取消运行</w:t>
+            </w:r>
+          </w:p>
+        </w:tc>
+      </w:tr>
+      <w:tr>
+        <w:tc>
+          <w:tcPr>
+            <w:tcW w:type="dxa" w:w="3137"/>
+          </w:tcPr>
+          <w:p>
+            <w:pPr>
+              <w:spacing w:after="0"/>
+            </w:pPr>
+            <w:r/>
+            <w:r>
+              <w:rPr>
+                <w:sz w:val="19"/>
+              </w:rPr>
+              <w:t>输入</w:t>
+            </w:r>
+          </w:p>
+        </w:tc>
+        <w:tc>
+          <w:tcPr>
+            <w:tcW w:type="dxa" w:w="3137"/>
+          </w:tcPr>
+          <w:p>
+            <w:pPr>
+              <w:spacing w:after="0"/>
+            </w:pPr>
+            <w:r/>
+            <w:r>
+              <w:rPr>
+                <w:rFonts w:ascii="DejaVu Sans Mono" w:hAnsi="DejaVu Sans Mono"/>
+                <w:sz w:val="17"/>
+              </w:rPr>
+              <w:t>POST /api/uploads</w:t>
+            </w:r>
+            <w:r>
+              <w:rPr>
+                <w:sz w:val="19"/>
+              </w:rPr>
+              <w:t>、</w:t>
+            </w:r>
+            <w:r>
+              <w:rPr>
+                <w:rFonts w:ascii="DejaVu Sans Mono" w:hAnsi="DejaVu Sans Mono"/>
+                <w:sz w:val="17"/>
+              </w:rPr>
+              <w:t>/api/uploads/inspect</w:t>
+            </w:r>
+          </w:p>
+        </w:tc>
+        <w:tc>
+          <w:tcPr>
+            <w:tcW w:type="dxa" w:w="3137"/>
+          </w:tcPr>
+          <w:p>
+            <w:pPr>
+              <w:spacing w:after="0"/>
+            </w:pPr>
+            <w:r/>
+            <w:r>
+              <w:rPr>
+                <w:sz w:val="19"/>
+              </w:rPr>
+              <w:t>上传分子库或受体文件、检查文件可解析性</w:t>
+            </w:r>
+          </w:p>
+        </w:tc>
+      </w:tr>
+      <w:tr>
+        <w:tc>
+          <w:tcPr>
+            <w:tcW w:type="dxa" w:w="3137"/>
+          </w:tcPr>
+          <w:p>
+            <w:pPr>
+              <w:spacing w:after="0"/>
+            </w:pPr>
+            <w:r/>
+          </w:p>
+        </w:tc>
+        <w:tc>
+          <w:tcPr>
+            <w:tcW w:type="dxa" w:w="3137"/>
+          </w:tcPr>
+          <w:p>
+            <w:pPr>
+              <w:spacing w:after="0"/>
+            </w:pPr>
+            <w:r/>
+            <w:r>
+              <w:rPr>
+                <w:rFonts w:ascii="DejaVu Sans Mono" w:hAnsi="DejaVu Sans Mono"/>
+                <w:sz w:val="17"/>
+              </w:rPr>
+              <w:t>GET /api/libraries</w:t>
+            </w:r>
+            <w:r>
+              <w:rPr>
+                <w:sz w:val="19"/>
+              </w:rPr>
+              <w:t>、</w:t>
+            </w:r>
+            <w:r>
+              <w:rPr>
+                <w:rFonts w:ascii="DejaVu Sans Mono" w:hAnsi="DejaVu Sans Mono"/>
+                <w:sz w:val="17"/>
+              </w:rPr>
+              <w:t>/api/receptors</w:t>
+            </w:r>
+          </w:p>
+        </w:tc>
+        <w:tc>
+          <w:tcPr>
+            <w:tcW w:type="dxa" w:w="3137"/>
+          </w:tcPr>
+          <w:p>
+            <w:pPr>
+              <w:spacing w:after="0"/>
+            </w:pPr>
+            <w:r/>
+            <w:r>
+              <w:rPr>
+                <w:sz w:val="19"/>
+              </w:rPr>
+              <w:t>可用示例库与受体注册表</w:t>
+            </w:r>
+          </w:p>
+        </w:tc>
+      </w:tr>
+      <w:tr>
+        <w:tc>
+          <w:tcPr>
+            <w:tcW w:type="dxa" w:w="3137"/>
+          </w:tcPr>
+          <w:p>
+            <w:pPr>
+              <w:spacing w:after="0"/>
+            </w:pPr>
+            <w:r/>
+          </w:p>
+        </w:tc>
+        <w:tc>
+          <w:tcPr>
+            <w:tcW w:type="dxa" w:w="3137"/>
+          </w:tcPr>
+          <w:p>
+            <w:pPr>
+              <w:spacing w:after="0"/>
+            </w:pPr>
+            <w:r/>
+            <w:r>
+              <w:rPr>
+                <w:rFonts w:ascii="DejaVu Sans Mono" w:hAnsi="DejaVu Sans Mono"/>
+                <w:sz w:val="17"/>
+              </w:rPr>
+              <w:t>GET /api/molecule/depict</w:t>
+            </w:r>
+            <w:r>
+              <w:rPr>
+                <w:sz w:val="19"/>
+              </w:rPr>
+              <w:t>、</w:t>
+            </w:r>
+            <w:r>
+              <w:rPr>
+                <w:rFonts w:ascii="DejaVu Sans Mono" w:hAnsi="DejaVu Sans Mono"/>
+                <w:sz w:val="17"/>
+              </w:rPr>
+              <w:t>/api/molecule/properties</w:t>
+            </w:r>
+          </w:p>
+        </w:tc>
+        <w:tc>
+          <w:tcPr>
+            <w:tcW w:type="dxa" w:w="3137"/>
+          </w:tcPr>
+          <w:p>
+            <w:pPr>
+              <w:spacing w:after="0"/>
+            </w:pPr>
+            <w:r/>
+            <w:r>
+              <w:rPr>
+                <w:sz w:val="19"/>
+              </w:rPr>
+              <w:t>分子二维结构图与理化性质</w:t>
+            </w:r>
+          </w:p>
+        </w:tc>
+      </w:tr>
+      <w:tr>
+        <w:tc>
+          <w:tcPr>
+            <w:tcW w:type="dxa" w:w="3137"/>
+          </w:tcPr>
+          <w:p>
+            <w:pPr>
+              <w:spacing w:after="0"/>
+            </w:pPr>
+            <w:r/>
+            <w:r>
+              <w:rPr>
+                <w:sz w:val="19"/>
+              </w:rPr>
+              <w:t>配置</w:t>
+            </w:r>
+          </w:p>
+        </w:tc>
+        <w:tc>
+          <w:tcPr>
+            <w:tcW w:type="dxa" w:w="3137"/>
+          </w:tcPr>
+          <w:p>
+            <w:pPr>
+              <w:spacing w:after="0"/>
+            </w:pPr>
+            <w:r/>
+            <w:r>
+              <w:rPr>
+                <w:rFonts w:ascii="DejaVu Sans Mono" w:hAnsi="DejaVu Sans Mono"/>
+                <w:sz w:val="17"/>
+              </w:rPr>
+              <w:t>GET</w:t>
+            </w:r>
+            <w:r>
+              <w:rPr>
+                <w:sz w:val="19"/>
+              </w:rPr>
+              <w:t>/</w:t>
+            </w:r>
+            <w:r>
+              <w:rPr>
+                <w:rFonts w:ascii="DejaVu Sans Mono" w:hAnsi="DejaVu Sans Mono"/>
+                <w:sz w:val="17"/>
+              </w:rPr>
+              <w:t>PUT /api/settings</w:t>
+            </w:r>
+            <w:r>
+              <w:rPr>
+                <w:sz w:val="19"/>
+              </w:rPr>
+              <w:t>、</w:t>
+            </w:r>
+            <w:r>
+              <w:rPr>
+                <w:rFonts w:ascii="DejaVu Sans Mono" w:hAnsi="DejaVu Sans Mono"/>
+                <w:sz w:val="17"/>
+              </w:rPr>
+              <w:t>POST /api/settings/test</w:t>
+            </w:r>
+            <w:r>
+              <w:rPr>
+                <w:sz w:val="19"/>
+              </w:rPr>
+              <w:t>、</w:t>
+            </w:r>
+            <w:r>
+              <w:rPr>
+                <w:rFonts w:ascii="DejaVu Sans Mono" w:hAnsi="DejaVu Sans Mono"/>
+                <w:sz w:val="17"/>
+              </w:rPr>
+              <w:t>/reset</w:t>
+            </w:r>
+            <w:r>
+              <w:rPr>
+                <w:sz w:val="19"/>
+              </w:rPr>
+              <w:t>、</w:t>
+            </w:r>
+            <w:r>
+              <w:rPr>
+                <w:rFonts w:ascii="DejaVu Sans Mono" w:hAnsi="DejaVu Sans Mono"/>
+                <w:sz w:val="17"/>
+              </w:rPr>
+              <w:t>/reload</w:t>
+            </w:r>
+          </w:p>
+        </w:tc>
+        <w:tc>
+          <w:tcPr>
+            <w:tcW w:type="dxa" w:w="3137"/>
+          </w:tcPr>
+          <w:p>
+            <w:pPr>
+              <w:spacing w:after="0"/>
+            </w:pPr>
+            <w:r/>
+            <w:r>
+              <w:rPr>
+                <w:sz w:val="19"/>
+              </w:rPr>
+              <w:t>读取与保存设置、测试模型连通性</w:t>
+            </w:r>
+          </w:p>
+        </w:tc>
+      </w:tr>
+      <w:tr>
+        <w:tc>
+          <w:tcPr>
+            <w:tcW w:type="dxa" w:w="3137"/>
+          </w:tcPr>
+          <w:p>
+            <w:pPr>
+              <w:spacing w:after="0"/>
+            </w:pPr>
+            <w:r/>
+          </w:p>
+        </w:tc>
+        <w:tc>
+          <w:tcPr>
+            <w:tcW w:type="dxa" w:w="3137"/>
+          </w:tcPr>
+          <w:p>
+            <w:pPr>
+              <w:spacing w:after="0"/>
+            </w:pPr>
+            <w:r/>
+            <w:r>
+              <w:rPr>
+                <w:rFonts w:ascii="DejaVu Sans Mono" w:hAnsi="DejaVu Sans Mono"/>
+                <w:sz w:val="17"/>
+              </w:rPr>
+              <w:t>POST /api/tools/probe</w:t>
+            </w:r>
+          </w:p>
+        </w:tc>
+        <w:tc>
+          <w:tcPr>
+            <w:tcW w:type="dxa" w:w="3137"/>
+          </w:tcPr>
+          <w:p>
+            <w:pPr>
+              <w:spacing w:after="0"/>
+            </w:pPr>
+            <w:r/>
+            <w:r>
+              <w:rPr>
+                <w:sz w:val="19"/>
+              </w:rPr>
+              <w:t>探测外部工具（口袋预测、质子化、外部对接引擎）</w:t>
+            </w:r>
+          </w:p>
+        </w:tc>
+      </w:tr>
+      <w:tr>
+        <w:tc>
+          <w:tcPr>
+            <w:tcW w:type="dxa" w:w="3137"/>
+          </w:tcPr>
+          <w:p>
+            <w:pPr>
+              <w:spacing w:after="0"/>
+            </w:pPr>
+            <w:r/>
+            <w:r>
+              <w:rPr>
+                <w:sz w:val="19"/>
+              </w:rPr>
+              <w:t>系统</w:t>
+            </w:r>
+          </w:p>
+        </w:tc>
+        <w:tc>
+          <w:tcPr>
+            <w:tcW w:type="dxa" w:w="3137"/>
+          </w:tcPr>
+          <w:p>
+            <w:pPr>
+              <w:spacing w:after="0"/>
+            </w:pPr>
+            <w:r/>
+            <w:r>
+              <w:rPr>
+                <w:rFonts w:ascii="DejaVu Sans Mono" w:hAnsi="DejaVu Sans Mono"/>
+                <w:sz w:val="17"/>
+              </w:rPr>
+              <w:t>GET /api/health</w:t>
+            </w:r>
+            <w:r>
+              <w:rPr>
+                <w:sz w:val="19"/>
+              </w:rPr>
+              <w:t>、</w:t>
+            </w:r>
+            <w:r>
+              <w:rPr>
+                <w:rFonts w:ascii="DejaVu Sans Mono" w:hAnsi="DejaVu Sans Mono"/>
+                <w:sz w:val="17"/>
+              </w:rPr>
+              <w:t>/api/models</w:t>
+            </w:r>
+          </w:p>
+        </w:tc>
+        <w:tc>
+          <w:tcPr>
+            <w:tcW w:type="dxa" w:w="3137"/>
+          </w:tcPr>
+          <w:p>
+            <w:pPr>
+              <w:spacing w:after="0"/>
+            </w:pPr>
+            <w:r/>
+            <w:r>
+              <w:rPr>
+                <w:sz w:val="19"/>
+              </w:rPr>
+              <w:t>服务状态与可用模型清单</w:t>
+            </w:r>
+          </w:p>
+        </w:tc>
+      </w:tr>
+    </w:tbl>
+    <w:p>
+      <w:pPr>
+        <w:spacing w:after="80"/>
+      </w:pPr>
+    </w:p>
+    <w:p>
+      <w:pPr>
         <w:ind w:firstLine="0"/>
       </w:pPr>
       <w:r>
         <w:rPr>
           <w:sz w:val="21"/>
         </w:rPr>
-        <w:t>命令行入口提供受体清单、运行记录查询与服务启动等子命令；计算内核也可作为库直接调用，用于批量脚本与参数扫描。</w:t>
+        <w:t xml:space="preserve">运行检索接口在前面 §4.5 已给出示例；产物下载接口返回的 </w:t>
+      </w:r>
+      <w:r>
+        <w:rPr>
+          <w:rFonts w:ascii="DejaVu Sans Mono" w:hAnsi="DejaVu Sans Mono"/>
+          <w:sz w:val="19"/>
+        </w:rPr>
+        <w:t>Content-Disposition</w:t>
+      </w:r>
+      <w:r>
+        <w:rPr>
+          <w:sz w:val="21"/>
+        </w:rPr>
+        <w:t xml:space="preserve"> 采用规范文件名， 同一份产物在界面、脚本与压缩包中名称一致。</w:t>
+      </w:r>
+    </w:p>
+    <w:p>
+      <w:pPr>
+        <w:pStyle w:val="Heading3"/>
+        <w:spacing w:before="200" w:after="120"/>
+      </w:pPr>
+      <w:r>
+        <w:rPr>
+          <w:rFonts w:ascii="Noto Sans CJK SC" w:hAnsi="Noto Sans CJK SC" w:eastAsia="Noto Sans CJK SC"/>
+          <w:color w:val="1F2733"/>
+          <w:sz w:val="22"/>
+        </w:rPr>
+        <w:t>4.6.3 错误与兼容</w:t>
+      </w:r>
+    </w:p>
+    <w:p>
+      <w:pPr>
+        <w:ind w:firstLine="0"/>
+      </w:pPr>
+      <w:r>
+        <w:rPr>
+          <w:sz w:val="21"/>
+        </w:rPr>
+        <w:t xml:space="preserve">接口错误使用标准 </w:t>
+      </w:r>
+      <w:r>
+        <w:rPr>
+          <w:rFonts w:ascii="DejaVu Sans Mono" w:hAnsi="DejaVu Sans Mono"/>
+          <w:sz w:val="19"/>
+        </w:rPr>
+        <w:t>detail</w:t>
+      </w:r>
+      <w:r>
+        <w:rPr>
+          <w:sz w:val="21"/>
+        </w:rPr>
+        <w:t xml:space="preserve"> 字段返回说明；少数早期端点同时附带 </w:t>
+      </w:r>
+      <w:r>
+        <w:rPr>
+          <w:rFonts w:ascii="DejaVu Sans Mono" w:hAnsi="DejaVu Sans Mono"/>
+          <w:sz w:val="19"/>
+        </w:rPr>
+        <w:t>error_message</w:t>
+      </w:r>
+      <w:r>
+        <w:rPr>
+          <w:sz w:val="21"/>
+        </w:rPr>
+        <w:t xml:space="preserve"> 字段以便老脚本读取。 已被取代的端点保留但标注为废弃，新客户端应使用标准运行接口。接口与网页界面调用同一实现， 因此界面能看到的降级、跳过与失败原因，接口调用方同样能在运行记录中读到。</w:t>
+      </w:r>
+    </w:p>
+    <w:p>
+      <w:pPr>
+        <w:ind w:firstLine="0"/>
+      </w:pPr>
+      <w:r>
+        <w:rPr>
+          <w:sz w:val="21"/>
+        </w:rPr>
+        <w:t>命令行入口提供受体清单、运行记录查询与服务启动等子命令；计算内核亦可作为库直接调用， 用于批量脚本与参数扫描。</w:t>
       </w:r>
     </w:p>
     <w:p>
@@ -2825,7 +4514,44 @@
           <w:color w:val="1F2733"/>
           <w:sz w:val="25"/>
         </w:rPr>
-        <w:t>8.1 引用</w:t>
+        <w:t>8.1 接口契约</w:t>
+      </w:r>
+    </w:p>
+    <w:p>
+      <w:pPr>
+        <w:ind w:firstLine="0"/>
+      </w:pPr>
+      <w:r>
+        <w:rPr>
+          <w:sz w:val="21"/>
+        </w:rPr>
+        <w:t xml:space="preserve">本文只给出接口分组与调用方式；完整的端点清单、请求/响应字段与事件流帧格式见 </w:t>
+      </w:r>
+      <w:r>
+        <w:rPr>
+          <w:sz w:val="21"/>
+        </w:rPr>
+        <w:t>`projects/docs/api.md`</w:t>
+      </w:r>
+      <w:r>
+        <w:rPr>
+          <w:sz w:val="21"/>
+        </w:rPr>
+        <w:t>，该文件与实现同步维护。</w:t>
+      </w:r>
+    </w:p>
+    <w:p>
+      <w:pPr>
+        <w:pStyle w:val="Heading3"/>
+        <w:spacing w:before="200" w:after="120"/>
+      </w:pPr>
+      <w:r>
+        <w:rPr>
+          <w:rFonts w:ascii="Noto Sans CJK SC" w:hAnsi="Noto Sans CJK SC" w:eastAsia="Noto Sans CJK SC"/>
+          <w:color w:val="1F2733"/>
+          <w:sz w:val="25"/>
+        </w:rPr>
+        <w:t>8.2 引用</w:t>
       </w:r>
     </w:p>
     <w:p>
@@ -2850,7 +4576,7 @@
           <w:color w:val="1F2733"/>
           <w:sz w:val="25"/>
         </w:rPr>
-        <w:t>8.2 许可</w:t>
+        <w:t>8.3 许可</w:t>
       </w:r>
     </w:p>
     <w:p>

--- a/docs/技术文档.docx
+++ b/docs/技术文档.docx
@@ -1495,7 +1495,46 @@
         <w:rPr>
           <w:sz w:val="21"/>
         </w:rPr>
-        <w:t xml:space="preserve">，端口被占用时自动顺延。运行需要可用的模型端点（任意 OpenAI 兼容接口），配置项写入 </w:t>
+        <w:t xml:space="preserve">，端口被占用时自动顺延。默认只监听本机；若需在同一网段的其他机器上使用，把 </w:t>
+      </w:r>
+      <w:r>
+        <w:rPr>
+          <w:rFonts w:ascii="DejaVu Sans Mono" w:hAnsi="DejaVu Sans Mono"/>
+          <w:sz w:val="19"/>
+        </w:rPr>
+        <w:t>HOST</w:t>
+      </w:r>
+      <w:r>
+        <w:rPr>
+          <w:sz w:val="21"/>
+        </w:rPr>
+        <w:t xml:space="preserve"> 设为 </w:t>
+      </w:r>
+      <w:r>
+        <w:rPr>
+          <w:rFonts w:ascii="DejaVu Sans Mono" w:hAnsi="DejaVu Sans Mono"/>
+          <w:sz w:val="19"/>
+        </w:rPr>
+        <w:t>0.0.0.0</w:t>
+      </w:r>
+      <w:r>
+        <w:rPr>
+          <w:sz w:val="21"/>
+        </w:rPr>
+        <w:t xml:space="preserve"> 后重启，其他机器通过</w:t>
+      </w:r>
+      <w:r>
+        <w:rPr>
+          <w:rFonts w:ascii="DejaVu Sans Mono" w:hAnsi="DejaVu Sans Mono"/>
+          <w:sz w:val="19"/>
+        </w:rPr>
+        <w:t>http://&lt;本机局域网 IP&gt;:&lt;端口&gt;</w:t>
+      </w:r>
+      <w:r>
+        <w:rPr>
+          <w:sz w:val="21"/>
+        </w:rPr>
+        <w:t xml:space="preserve"> 访问。服务不带鉴权，开放到局域网等于把全部运行结果、上传入口与设置项（含模型密钥）交给同网段的所有人，仅建议在可信网络中这样做。运行需要可用的模型端点（任意 OpenAI 兼容接口），配置项写入 </w:t>
       </w:r>
       <w:r>
         <w:rPr>

--- a/docs/技术文档.docx
+++ b/docs/技术文档.docx
@@ -78,6 +78,91 @@
     </w:p>
     <w:p>
       <w:pPr>
+        <w:ind w:firstLine="0"/>
+      </w:pPr>
+      <w:r>
+        <w:rPr>
+          <w:sz w:val="21"/>
+        </w:rPr>
+        <w:t xml:space="preserve">&gt; </w:t>
+      </w:r>
+      <w:r>
+        <w:rPr>
+          <w:b/>
+          <w:sz w:val="21"/>
+        </w:rPr>
+        <w:t>文档分工</w:t>
+      </w:r>
+      <w:r>
+        <w:rPr>
+          <w:sz w:val="21"/>
+        </w:rPr>
+        <w:t>（2026-09 文档收敛）：本文是</w:t>
+      </w:r>
+      <w:r>
+        <w:rPr>
+          <w:b/>
+          <w:sz w:val="21"/>
+        </w:rPr>
+        <w:t>读者向概览</w:t>
+      </w:r>
+      <w:r>
+        <w:rPr>
+          <w:sz w:val="21"/>
+        </w:rPr>
+        <w:t xml:space="preserve">——用一篇文章讲清「是什么 / 怎么运行 / &gt; 怎么使用」；工程细节（安装、全部配置项、接口速查、门禁验收）见 &gt; </w:t>
+      </w:r>
+      <w:r>
+        <w:rPr>
+          <w:sz w:val="21"/>
+        </w:rPr>
+        <w:t>`projects/README.md`</w:t>
+      </w:r>
+      <w:r>
+        <w:rPr>
+          <w:sz w:val="21"/>
+        </w:rPr>
+        <w:t xml:space="preserve">，开发规范与不变量见 &gt; </w:t>
+      </w:r>
+      <w:r>
+        <w:rPr>
+          <w:sz w:val="21"/>
+        </w:rPr>
+        <w:t>`projects/docs/architecture.md`</w:t>
+      </w:r>
+      <w:r>
+        <w:rPr>
+          <w:sz w:val="21"/>
+        </w:rPr>
+        <w:t xml:space="preserve">，HTTP 契约见 &gt; </w:t>
+      </w:r>
+      <w:r>
+        <w:rPr>
+          <w:sz w:val="21"/>
+        </w:rPr>
+        <w:t>`projects/docs/api.md`</w:t>
+      </w:r>
+      <w:r>
+        <w:rPr>
+          <w:sz w:val="21"/>
+        </w:rPr>
+        <w:t xml:space="preserve">，含实测数据的完整技术报告见 &gt; </w:t>
+      </w:r>
+      <w:r>
+        <w:rPr>
+          <w:sz w:val="21"/>
+        </w:rPr>
+        <w:t>`projects/docs/技术报告.md`</w:t>
+      </w:r>
+      <w:r>
+        <w:rPr>
+          <w:sz w:val="21"/>
+        </w:rPr>
+        <w:t>。本文不重复这些细节，只给可读的全局叙述。</w:t>
+      </w:r>
+    </w:p>
+    <w:p>
+      <w:pPr>
         <w:pStyle w:val="Heading2"/>
         <w:spacing w:before="280" w:after="120"/>
       </w:pPr>
@@ -98,7 +183,46 @@
         <w:rPr>
           <w:sz w:val="21"/>
         </w:rPr>
-        <w:t>本系统面向小分子筛选与结合模式评估任务，把"分子库准备—理化性质评估—结合口袋定盒—真实分子对接—结合模式比较—排序与报告"这一条实验流程交给若干协作的语言模型智能体来编排，而把全部数值计算交给确定性的计算内核。系统采用一个协调智能体加四个职能子智能体的结构，协调智能体只做决策、分发与汇总，子智能体只调用工具并返回结构化结果，真实计算由 AutoDock Vina、RDKit、Meeko 与（可选的）P2Rank 完成。所有中间结果与产物按次运行落盘，报告中的每一个数值都可以回溯到工具输出。系统提供网页界面、命令行与 HTTP 接口三种使用方式：接口分为承载业务的产品接口与遵循标准智能体协议的 运行接口两组，共四十余个端点，覆盖运行发起、状态查询、产物下载与历史检索。</w:t>
+        <w:t>本系统面向小分子筛选与结合模式评估任务，把"分子库准备—理化性质评估—结合口袋定盒—真实分子对接—结合模式比较—排序与报告"这一条实验流程交给若干协作的语言模型智能体来编排，而把全部数值计算交给确定性的计算内核。系统采用一个协调智能体加四个职能子智能体的结构，协调智能体只做决策、分发与汇总，子智能体只调用工具并返回结构化结果，真实计算由 AutoDock Vina、RDKit、Meeko 与（可选的）P2Rank 完成。所有中间结果与产物按次运行落盘，报告中的每一个数值都可以回溯到工具输出。系统提供网页界面、命令行与 HTTP 接口三种使用方式：网页界面分</w:t>
+      </w:r>
+      <w:r>
+        <w:rPr>
+          <w:b/>
+          <w:sz w:val="21"/>
+        </w:rPr>
+        <w:t>简易模式</w:t>
+      </w:r>
+      <w:r>
+        <w:rPr>
+          <w:sz w:val="21"/>
+        </w:rPr>
+        <w:t>（默认首页，只保留 「任务描述 + 筛选结果」两块，参数全部走默认与自动规划）与</w:t>
+      </w:r>
+      <w:r>
+        <w:rPr>
+          <w:b/>
+          <w:sz w:val="21"/>
+        </w:rPr>
+        <w:t>高级模式</w:t>
+      </w:r>
+      <w:r>
+        <w:rPr>
+          <w:sz w:val="21"/>
+        </w:rPr>
+        <w:t>（三栏工作台：参数表单、 对话与结果、运行详情，另有历史检索、报告全文与设置页），顶栏一键互切；接口分为承载业务的产品接口与 遵循标准智能体协议的运行接口两组，共四十余个端点，覆盖运行发起、状态查询、产物下载与历史检索。 交互上遵循「打扰最小化」：</w:t>
+      </w:r>
+      <w:r>
+        <w:rPr>
+          <w:b/>
+          <w:sz w:val="21"/>
+        </w:rPr>
+        <w:t>只有影响对接本身的问题</w:t>
+      </w:r>
+      <w:r>
+        <w:rPr>
+          <w:sz w:val="21"/>
+        </w:rPr>
+        <w:t>（受体不可用或歧义、多组分分子的代表结构、 共晶配体是否作对照）才中断并请用户决定，其余执行细节由系统自动处理。</w:t>
       </w:r>
     </w:p>
     <w:p>
@@ -167,7 +291,20 @@
         <w:rPr>
           <w:sz w:val="21"/>
         </w:rPr>
-        <w:t>受体准备：从预置受体注册表、用户上传的结构文件，或在线结构库（按 PDB 编号、UniProt 登录号、基因名检索）获取受体，现场制备为对接输入；</w:t>
+        <w:t>受体准备：从用户上传的结构文件或在线结构库（按 PDB 编号、UniProt 登录号、基因名检索）获取受体，现场制备为对接输入；受体必须由用户指定，系统</w:t>
+      </w:r>
+      <w:r>
+        <w:rPr>
+          <w:b/>
+          <w:sz w:val="21"/>
+        </w:rPr>
+        <w:t>没有默认受体</w:t>
+      </w:r>
+      <w:r>
+        <w:rPr>
+          <w:sz w:val="21"/>
+        </w:rPr>
+        <w:t>（注册表预置受体仅供内部测试）；</w:t>
       </w:r>
     </w:p>
     <w:p>
@@ -327,6 +464,50 @@
           <w:sz w:val="21"/>
         </w:rPr>
         <w:t xml:space="preserve"> 运行目录自包含，可整目录迁移；报告中的结论与产物清单一一对应。</w:t>
+      </w:r>
+    </w:p>
+    <w:p>
+      <w:pPr>
+        <w:ind w:firstLine="0"/>
+      </w:pPr>
+      <w:r>
+        <w:rPr>
+          <w:b/>
+          <w:sz w:val="21"/>
+        </w:rPr>
+        <w:t>打扰最小化。</w:t>
+      </w:r>
+      <w:r>
+        <w:rPr>
+          <w:sz w:val="21"/>
+        </w:rPr>
+        <w:t xml:space="preserve"> 只有</w:t>
+      </w:r>
+      <w:r>
+        <w:rPr>
+          <w:b/>
+          <w:sz w:val="21"/>
+        </w:rPr>
+        <w:t>影响对接本身</w:t>
+      </w:r>
+      <w:r>
+        <w:rPr>
+          <w:sz w:val="21"/>
+        </w:rPr>
+        <w:t>的问题才请用户决定 —— 受体不可用或存在多个同样合理的候选、 多组分分子的代表结构取法、共晶配体是否作为阳性对照；这三类问题直接改变计算对象或方法学基线， 系统零计算并下发可点选项。执行细节一律自动处理：工具与模型的瞬时失败自动重试；跑满步数上限时自动 放宽（120 → 240 → 480）并从检查点继续，到顶则让主管智能体用已有结果收尾并照常产出报告，</w:t>
+      </w:r>
+      <w:r>
+        <w:rPr>
+          <w:b/>
+          <w:sz w:val="21"/>
+        </w:rPr>
+        <w:t>不把这类 执行错误抛给用户</w:t>
+      </w:r>
+      <w:r>
+        <w:rPr>
+          <w:sz w:val="21"/>
+        </w:rPr>
+        <w:t>；同一个问题只生成一次、只显示一份（候选在模型输出结束后才挂出，避免与进行中的 运行抢跑）；页面刷新后结果区保持空态、历史运行随时可载回。</w:t>
       </w:r>
     </w:p>
     <w:p>
@@ -1561,7 +1742,245 @@
           <w:color w:val="1F2733"/>
           <w:sz w:val="25"/>
         </w:rPr>
-        <w:t>4.2 对话方式</w:t>
+        <w:t>4.2 两套界面</w:t>
+      </w:r>
+    </w:p>
+    <w:tbl>
+      <w:tblPr>
+        <w:tblStyle w:val="TableGrid"/>
+        <w:tblW w:type="auto" w:w="0"/>
+        <w:jc w:val="center"/>
+        <w:tblLook w:firstColumn="1" w:firstRow="1" w:lastColumn="0" w:lastRow="0" w:noHBand="0" w:noVBand="1" w:val="04A0"/>
+      </w:tblPr>
+      <w:tblGrid>
+        <w:gridCol w:w="3137"/>
+        <w:gridCol w:w="3137"/>
+        <w:gridCol w:w="3137"/>
+      </w:tblGrid>
+      <w:tr>
+        <w:tc>
+          <w:tcPr>
+            <w:tcW w:type="dxa" w:w="3137"/>
+          </w:tcPr>
+          <w:p>
+            <w:pPr>
+              <w:spacing w:after="0"/>
+            </w:pPr>
+            <w:r>
+              <w:rPr>
+                <w:b/>
+              </w:rPr>
+            </w:r>
+            <w:r>
+              <w:rPr>
+                <w:b/>
+                <w:sz w:val="19"/>
+              </w:rPr>
+              <w:t>界面</w:t>
+            </w:r>
+          </w:p>
+        </w:tc>
+        <w:tc>
+          <w:tcPr>
+            <w:tcW w:type="dxa" w:w="3137"/>
+          </w:tcPr>
+          <w:p>
+            <w:pPr>
+              <w:spacing w:after="0"/>
+            </w:pPr>
+            <w:r>
+              <w:rPr>
+                <w:b/>
+              </w:rPr>
+            </w:r>
+            <w:r>
+              <w:rPr>
+                <w:b/>
+                <w:sz w:val="19"/>
+              </w:rPr>
+              <w:t>地址</w:t>
+            </w:r>
+          </w:p>
+        </w:tc>
+        <w:tc>
+          <w:tcPr>
+            <w:tcW w:type="dxa" w:w="3137"/>
+          </w:tcPr>
+          <w:p>
+            <w:pPr>
+              <w:spacing w:after="0"/>
+            </w:pPr>
+            <w:r>
+              <w:rPr>
+                <w:b/>
+              </w:rPr>
+            </w:r>
+            <w:r>
+              <w:rPr>
+                <w:b/>
+                <w:sz w:val="19"/>
+              </w:rPr>
+              <w:t>形态</w:t>
+            </w:r>
+          </w:p>
+        </w:tc>
+      </w:tr>
+      <w:tr>
+        <w:tc>
+          <w:tcPr>
+            <w:tcW w:type="dxa" w:w="3137"/>
+          </w:tcPr>
+          <w:p>
+            <w:pPr>
+              <w:spacing w:after="0"/>
+            </w:pPr>
+            <w:r/>
+            <w:r>
+              <w:rPr>
+                <w:sz w:val="19"/>
+              </w:rPr>
+              <w:t>简易模式（默认）</w:t>
+            </w:r>
+          </w:p>
+        </w:tc>
+        <w:tc>
+          <w:tcPr>
+            <w:tcW w:type="dxa" w:w="3137"/>
+          </w:tcPr>
+          <w:p>
+            <w:pPr>
+              <w:spacing w:after="0"/>
+            </w:pPr>
+            <w:r/>
+            <w:r>
+              <w:rPr>
+                <w:rFonts w:ascii="DejaVu Sans Mono" w:hAnsi="DejaVu Sans Mono"/>
+                <w:sz w:val="17"/>
+              </w:rPr>
+              <w:t>/</w:t>
+            </w:r>
+            <w:r>
+              <w:rPr>
+                <w:sz w:val="19"/>
+              </w:rPr>
+              <w:t xml:space="preserve">（别名 </w:t>
+            </w:r>
+            <w:r>
+              <w:rPr>
+                <w:rFonts w:ascii="DejaVu Sans Mono" w:hAnsi="DejaVu Sans Mono"/>
+                <w:sz w:val="17"/>
+              </w:rPr>
+              <w:t>/simple</w:t>
+            </w:r>
+            <w:r>
+              <w:rPr>
+                <w:sz w:val="19"/>
+              </w:rPr>
+              <w:t>）</w:t>
+            </w:r>
+          </w:p>
+        </w:tc>
+        <w:tc>
+          <w:tcPr>
+            <w:tcW w:type="dxa" w:w="3137"/>
+          </w:tcPr>
+          <w:p>
+            <w:pPr>
+              <w:spacing w:after="0"/>
+            </w:pPr>
+            <w:r/>
+            <w:r>
+              <w:rPr>
+                <w:sz w:val="19"/>
+              </w:rPr>
+              <w:t>只有「任务描述 + 筛选结果」两块，零参数表单；参数由默认值与受理层自动规划决定；结果区给前几名、关键指标与产物链接</w:t>
+            </w:r>
+          </w:p>
+        </w:tc>
+      </w:tr>
+      <w:tr>
+        <w:tc>
+          <w:tcPr>
+            <w:tcW w:type="dxa" w:w="3137"/>
+          </w:tcPr>
+          <w:p>
+            <w:pPr>
+              <w:spacing w:after="0"/>
+            </w:pPr>
+            <w:r/>
+            <w:r>
+              <w:rPr>
+                <w:sz w:val="19"/>
+              </w:rPr>
+              <w:t>高级模式</w:t>
+            </w:r>
+          </w:p>
+        </w:tc>
+        <w:tc>
+          <w:tcPr>
+            <w:tcW w:type="dxa" w:w="3137"/>
+          </w:tcPr>
+          <w:p>
+            <w:pPr>
+              <w:spacing w:after="0"/>
+            </w:pPr>
+            <w:r/>
+            <w:r>
+              <w:rPr>
+                <w:rFonts w:ascii="DejaVu Sans Mono" w:hAnsi="DejaVu Sans Mono"/>
+                <w:sz w:val="17"/>
+              </w:rPr>
+              <w:t>/advanced</w:t>
+            </w:r>
+          </w:p>
+        </w:tc>
+        <w:tc>
+          <w:tcPr>
+            <w:tcW w:type="dxa" w:w="3137"/>
+          </w:tcPr>
+          <w:p>
+            <w:pPr>
+              <w:spacing w:after="0"/>
+            </w:pPr>
+            <w:r/>
+            <w:r>
+              <w:rPr>
+                <w:sz w:val="19"/>
+              </w:rPr>
+              <w:t>三栏工作台（参数表单 / 对话与结果 / 运行详情），含历史检索、报告全文、中间数据与设置页</w:t>
+            </w:r>
+          </w:p>
+        </w:tc>
+      </w:tr>
+    </w:tbl>
+    <w:p>
+      <w:pPr>
+        <w:spacing w:after="80"/>
+      </w:pPr>
+    </w:p>
+    <w:p>
+      <w:pPr>
+        <w:ind w:firstLine="0"/>
+      </w:pPr>
+      <w:r>
+        <w:rPr>
+          <w:sz w:val="21"/>
+        </w:rPr>
+        <w:t>两套界面走同一条标准智能体协议链路与同一批产物接口，结果完全一致，只是暴露的操作面不同。 对话区的呈现遵循同一套约定：回复按 Markdown 渲染（含 HTML 先转义与链接方案白名单），流式阶段 即为渲染后的样子；模型的思考过程收进气泡内默认收起的「思考」块（推理时展开可见，正文一到即自动 收起并记用时）；助手回执不做默认折叠；需要用户决定的候选选项在本轮输出结束后才挂出。</w:t>
+      </w:r>
+    </w:p>
+    <w:p>
+      <w:pPr>
+        <w:pStyle w:val="Heading3"/>
+        <w:spacing w:before="200" w:after="120"/>
+      </w:pPr>
+      <w:r>
+        <w:rPr>
+          <w:rFonts w:ascii="Noto Sans CJK SC" w:hAnsi="Noto Sans CJK SC" w:eastAsia="Noto Sans CJK SC"/>
+          <w:color w:val="1F2733"/>
+          <w:sz w:val="25"/>
+        </w:rPr>
+        <w:t>4.3 对话方式</w:t>
       </w:r>
     </w:p>
     <w:p>
@@ -1636,7 +2055,46 @@
         <w:rPr>
           <w:sz w:val="21"/>
         </w:rPr>
-        <w:t xml:space="preserve"> 引用已上传文件。未指定受体时使用默认受体并在报告中写明；点名受体时系统先做在线解析，存在多个合理候选时给出可选项而不代为决定。</w:t>
+        <w:t xml:space="preserve"> 引用已上传文件。</w:t>
+      </w:r>
+      <w:r>
+        <w:rPr>
+          <w:b/>
+          <w:sz w:val="21"/>
+        </w:rPr>
+        <w:t>受体与分子库是必需项</w:t>
+      </w:r>
+      <w:r>
+        <w:rPr>
+          <w:sz w:val="21"/>
+        </w:rPr>
+        <w:t>：未指定受体时系统</w:t>
+      </w:r>
+      <w:r>
+        <w:rPr>
+          <w:b/>
+          <w:sz w:val="21"/>
+        </w:rPr>
+        <w:t>只提问、零计算</w:t>
+      </w:r>
+      <w:r>
+        <w:rPr>
+          <w:sz w:val="21"/>
+        </w:rPr>
+        <w:t>（给出 PDB 编号 / UniProt 登录号 / 受体名称 / 上传结构文件三条出路），</w:t>
+      </w:r>
+      <w:r>
+        <w:rPr>
+          <w:b/>
+          <w:sz w:val="21"/>
+        </w:rPr>
+        <w:t>不存在默认受体</w:t>
+      </w:r>
+      <w:r>
+        <w:rPr>
+          <w:sz w:val="21"/>
+        </w:rPr>
+        <w:t>；未给出分子来源且未明确同意用示例库时同样只提问。点名受体时系统先做在线解析，存在多个合理候选时给出可选项而不代为决定。</w:t>
       </w:r>
     </w:p>
     <w:p>
@@ -1650,7 +2108,7 @@
           <w:color w:val="1F2733"/>
           <w:sz w:val="25"/>
         </w:rPr>
-        <w:t>4.3 参数方式</w:t>
+        <w:t>4.4 参数方式</w:t>
       </w:r>
     </w:p>
     <w:p>
@@ -1675,7 +2133,7 @@
           <w:color w:val="1F2733"/>
           <w:sz w:val="25"/>
         </w:rPr>
-        <w:t>4.4 结果与报告</w:t>
+        <w:t>4.5 结果与报告</w:t>
       </w:r>
     </w:p>
     <w:p>
@@ -1737,7 +2195,7 @@
         <w:rPr>
           <w:sz w:val="21"/>
         </w:rPr>
-        <w:t>结果区给出关键指标、运行笔记、可排序分页的推荐排行与逐分子结构卡。运行笔记记录本次运行中的降级、跳过与假设，默认折叠显示，可展开查看全文。报告可导出为 PDF，排序表与全部中间数据可单独下载，也可打包为自包含压缩包。</w:t>
+        <w:t>结果区给出关键指标、运行笔记、可排序分页的推荐排行与逐分子结构卡。运行笔记记录本次运行中的降级、跳过与假设，可展开查看全文（对话气泡则不做默认折叠）。报告可导出为 PDF，排序表与全部中间数据可单独下载，也可打包为自包含压缩包。</w:t>
       </w:r>
     </w:p>
     <w:p>
@@ -1813,7 +2271,7 @@
           <w:color w:val="1F2733"/>
           <w:sz w:val="25"/>
         </w:rPr>
-        <w:t>4.5 历史运行检索与复用</w:t>
+        <w:t>4.6 历史运行检索与复用</w:t>
       </w:r>
     </w:p>
     <w:p>
@@ -1851,7 +2309,7 @@
           <w:color w:val="1F2733"/>
           <w:sz w:val="25"/>
         </w:rPr>
-        <w:t>4.6 编程接口</w:t>
+        <w:t>4.7 编程接口</w:t>
       </w:r>
     </w:p>
     <w:p>
@@ -3261,7 +3719,46 @@
               <w:rPr>
                 <w:sz w:val="19"/>
               </w:rPr>
-              <w:t>可用示例库与受体注册表</w:t>
+              <w:t>可用示例库；受体注册表（</w:t>
+            </w:r>
+            <w:r>
+              <w:rPr>
+                <w:rFonts w:ascii="DejaVu Sans Mono" w:hAnsi="DejaVu Sans Mono"/>
+                <w:sz w:val="17"/>
+              </w:rPr>
+              <w:t>/api/receptors</w:t>
+            </w:r>
+            <w:r>
+              <w:rPr>
+                <w:sz w:val="19"/>
+              </w:rPr>
+              <w:t xml:space="preserve"> 为</w:t>
+            </w:r>
+            <w:r>
+              <w:rPr>
+                <w:b/>
+                <w:sz w:val="19"/>
+              </w:rPr>
+              <w:t>内部/诊断</w:t>
+            </w:r>
+            <w:r>
+              <w:rPr>
+                <w:sz w:val="19"/>
+              </w:rPr>
+              <w:t xml:space="preserve">端点，响应带 </w:t>
+            </w:r>
+            <w:r>
+              <w:rPr>
+                <w:rFonts w:ascii="DejaVu Sans Mono" w:hAnsi="DejaVu Sans Mono"/>
+                <w:sz w:val="17"/>
+              </w:rPr>
+              <w:t>"internal": true</w:t>
+            </w:r>
+            <w:r>
+              <w:rPr>
+                <w:sz w:val="19"/>
+              </w:rPr>
+              <w:t>，网页界面不再调用，也不是用户可选来源）</w:t>
             </w:r>
           </w:p>
         </w:tc>
@@ -3476,7 +3973,7 @@
               <w:rPr>
                 <w:sz w:val="19"/>
               </w:rPr>
-              <w:t>探测外部工具（口袋预测、质子化、外部对接引擎）</w:t>
+              <w:t>探测外部工具（口袋预测、受体质子化 pdb2pqr、配体 pKa 引擎、外部对接引擎）</w:t>
             </w:r>
           </w:p>
         </w:tc>
@@ -3651,7 +4148,7 @@
           <w:color w:val="1F2733"/>
           <w:sz w:val="25"/>
         </w:rPr>
-        <w:t>4.7 平台化运行</w:t>
+        <w:t>4.8 平台化运行</w:t>
       </w:r>
     </w:p>
     <w:p>
@@ -4227,6 +4724,59 @@
               <w:rPr>
                 <w:sz w:val="19"/>
               </w:rPr>
+              <w:t>Dimorphite-DL（配体 pKa 引擎）</w:t>
+            </w:r>
+          </w:p>
+        </w:tc>
+        <w:tc>
+          <w:tcPr>
+            <w:tcW w:type="dxa" w:w="3137"/>
+          </w:tcPr>
+          <w:p>
+            <w:pPr>
+              <w:spacing w:after="0"/>
+            </w:pPr>
+            <w:r/>
+            <w:r>
+              <w:rPr>
+                <w:sz w:val="19"/>
+              </w:rPr>
+              <w:t>可选</w:t>
+            </w:r>
+          </w:p>
+        </w:tc>
+        <w:tc>
+          <w:tcPr>
+            <w:tcW w:type="dxa" w:w="3137"/>
+          </w:tcPr>
+          <w:p>
+            <w:pPr>
+              <w:spacing w:after="0"/>
+            </w:pPr>
+            <w:r/>
+            <w:r>
+              <w:rPr>
+                <w:sz w:val="19"/>
+              </w:rPr>
+              <w:t>配体 pH 处理回退内置 pKa 规则表（近似），报告与运行记录注明回退原因与安装方法</w:t>
+            </w:r>
+          </w:p>
+        </w:tc>
+      </w:tr>
+      <w:tr>
+        <w:tc>
+          <w:tcPr>
+            <w:tcW w:type="dxa" w:w="3137"/>
+          </w:tcPr>
+          <w:p>
+            <w:pPr>
+              <w:spacing w:after="0"/>
+            </w:pPr>
+            <w:r/>
+            <w:r>
+              <w:rPr>
+                <w:sz w:val="19"/>
+              </w:rPr>
               <w:t>AutoDock4</w:t>
             </w:r>
           </w:p>
@@ -4439,7 +4989,20 @@
         <w:rPr>
           <w:sz w:val="21"/>
         </w:rPr>
-        <w:t>理化性质与对接必须使用同一种化学形式。系统提供运行级质子化态策略：按目标 pH 依内置规则分配、仅中和带净电荷的分子、或保持输入形式。金属辅因子、盐的反离子、多组分配体等特殊情形按保守规则处理，实际参与对接的化学形式逐分子记录，并在报告中说明。</w:t>
+        <w:t>理化性质与对接必须使用同一种化学形式。受体与配体都按</w:t>
+      </w:r>
+      <w:r>
+        <w:rPr>
+          <w:b/>
+          <w:sz w:val="21"/>
+        </w:rPr>
+        <w:t>同一目标 pH</w:t>
+      </w:r>
+      <w:r>
+        <w:rPr>
+          <w:sz w:val="21"/>
+        </w:rPr>
+        <w:t xml:space="preserve"> 处理，且两侧各用专业工具：受体侧用 pdb2pqr 结合 PROPKA 的逐残基 pKa 判定重新分配质子化态；配体侧默认使用 Dimorphite-DL（RDKit 的 pKa 规则库）枚举可电离官能团的微观态。系统提供运行级质子化态策略：按目标 pH 分配、仅中和带净电荷的分子、或保持输入形式。同一分子在目标 pH 附近可能存在多个微观态时，系统按固定规则选定其中一个形式对接，并把全部候选与选择规则写入运行产物，报告中同时声明未做微观态布居与能量比较。金属辅因子、盐的反离子、多组分配体等特殊情形按保守规则处理，实际参与对接的化学形式逐分子记录，并在报告中说明；缺失专业配体引擎时自动回退内置 pKa 规则表（近似口径）并如实注明。</w:t>
       </w:r>
     </w:p>
     <w:p>
@@ -4514,7 +5077,33 @@
         <w:rPr>
           <w:sz w:val="21"/>
         </w:rPr>
-        <w:t>系统维护一组自动化检查，覆盖计算内核、智能体契约、报告版式、接口协议、界面行为与部署配置。计算与接口相关的检查在离线环境即可完成；界面检查包含静态校验、DOM 级端到端验证与真实浏览器验证，后者用于确认标准协议下的请求形状、报告版式与三栏布局。</w:t>
+        <w:t>系统维护一组自动化检查，覆盖计算内核、智能体契约、报告版式、接口协议、步数预算与工具调用序列自愈、界面行为与部署配置。计算与接口相关的检查在离线环境即可完成；界面检查包含静态契约校验（界面结构、设计令牌、候选交互时序）、DOM 级端到端验证与真实浏览器验证，后者用于确认标准协议下的请求形状、Markdown 渲染、思考折叠、候选点选时机与运行态、报告版式。当前本机全量为 811 项通过（离线快跑 563 通过、248 跳过）。持续集成流水线（</w:t>
+      </w:r>
+      <w:r>
+        <w:rPr>
+          <w:rFonts w:ascii="DejaVu Sans Mono" w:hAnsi="DejaVu Sans Mono"/>
+          <w:sz w:val="19"/>
+        </w:rPr>
+        <w:t>.github/workflows/gate.yml</w:t>
+      </w:r>
+      <w:r>
+        <w:rPr>
+          <w:sz w:val="21"/>
+        </w:rPr>
+        <w:t xml:space="preserve">）在每次提交时运行静态门禁与离线用例；需要本机真实引擎（对接、口袋预测、质子化）的用例由 </w:t>
+      </w:r>
+      <w:r>
+        <w:rPr>
+          <w:rFonts w:ascii="DejaVu Sans Mono" w:hAnsi="DejaVu Sans Mono"/>
+          <w:sz w:val="19"/>
+        </w:rPr>
+        <w:t>DOCKING_ENGINE_TESTS</w:t>
+      </w:r>
+      <w:r>
+        <w:rPr>
+          <w:sz w:val="21"/>
+        </w:rPr>
+        <w:t xml:space="preserve"> 开关分层，在具备引擎的机器上全量执行。文档与由它生成的 PDF/Word 之间用内容哈希核对，源变更后未重出产物会被门禁拦下。</w:t>
       </w:r>
     </w:p>
     <w:p>
@@ -4526,6 +5115,17 @@
           <w:sz w:val="21"/>
         </w:rPr>
         <w:t>外部工具不在仓库内分发：体积较大的工具由脚本按需获取，需要用户自备的工具在设置中登记路径。登记后的工具会被探测（可执行性、版本、设备可见性），探测结论在设置界面、自检脚本与运行记录中保持一致。</w:t>
+      </w:r>
+    </w:p>
+    <w:p>
+      <w:pPr>
+        <w:ind w:firstLine="0"/>
+      </w:pPr>
+      <w:r>
+        <w:rPr>
+          <w:sz w:val="21"/>
+        </w:rPr>
+        <w:t>服务定位为本机工具，默认只监听回环地址且不带鉴权。在此前提下另设若干与监听地址无关的守卫：写操作的同源校验、内容安全策略与安全响应头、运行/线程/会话标识符的白名单校验，以及"校验已上传文件"端点对上传目录的限定。这些措施降低误暴露的代价，但不替代鉴权。</w:t>
       </w:r>
     </w:p>
     <w:p>

--- a/docs/技术文档.docx
+++ b/docs/技术文档.docx
@@ -597,7 +597,7 @@
         <w:rPr>
           <w:sz w:val="21"/>
         </w:rPr>
-        <w:t>依赖方向单向向下：接入层调用编排层，编排层调用计算层，记录层贯穿全过程。计算层不感知语言模型的存在，因此可以脱离智能体单独运行，这既是离线能力的基础，也是测试与复现的基础。</w:t>
+        <w:t>依赖方向单向向下：接入层调用受理层，受理层产出任务规约交给编排层，编排层经运行支撑层调用计算层， 记录层贯穿全过程。计算层不感知语言模型的存在，因此可以脱离智能体单独运行，这既是离线能力的基础， 也是测试与复现的基础。受理层与运行支撑层是随产品演进补上的两处边界：前者把「自然语言 → 可执行规约」 的判定与工具执行解耦，后者把共享状态、产物交接、运行事实、步数预算与事件流从 Agent 代码中抽出。</w:t>
       </w:r>
     </w:p>
     <w:p>
@@ -732,7 +732,20 @@
               <w:rPr>
                 <w:sz w:val="19"/>
               </w:rPr>
-              <w:t>、</w:t>
+              <w:t xml:space="preserve">（含 </w:t>
+            </w:r>
+            <w:r>
+              <w:rPr>
+                <w:rFonts w:ascii="DejaVu Sans Mono" w:hAnsi="DejaVu Sans Mono"/>
+                <w:sz w:val="17"/>
+              </w:rPr>
+              <w:t>routers/</w:t>
+            </w:r>
+            <w:r>
+              <w:rPr>
+                <w:sz w:val="19"/>
+              </w:rPr>
+              <w:t>、标准协议面）、</w:t>
             </w:r>
             <w:r>
               <w:rPr>
@@ -769,7 +782,61 @@
               <w:rPr>
                 <w:sz w:val="19"/>
               </w:rPr>
-              <w:t>HTTP 接口与网页界面、标准智能体协议、命令行入口</w:t>
+              <w:t>两套网页界面、产品接口与标准智能体协议、命令行入口、安全守卫</w:t>
+            </w:r>
+          </w:p>
+        </w:tc>
+      </w:tr>
+      <w:tr>
+        <w:tc>
+          <w:tcPr>
+            <w:tcW w:type="dxa" w:w="3137"/>
+          </w:tcPr>
+          <w:p>
+            <w:pPr>
+              <w:spacing w:after="0"/>
+            </w:pPr>
+            <w:r/>
+            <w:r>
+              <w:rPr>
+                <w:sz w:val="19"/>
+              </w:rPr>
+              <w:t>受理</w:t>
+            </w:r>
+          </w:p>
+        </w:tc>
+        <w:tc>
+          <w:tcPr>
+            <w:tcW w:type="dxa" w:w="3137"/>
+          </w:tcPr>
+          <w:p>
+            <w:pPr>
+              <w:spacing w:after="0"/>
+            </w:pPr>
+            <w:r/>
+            <w:r>
+              <w:rPr>
+                <w:rFonts w:ascii="DejaVu Sans Mono" w:hAnsi="DejaVu Sans Mono"/>
+                <w:sz w:val="17"/>
+              </w:rPr>
+              <w:t>intake.py</w:t>
+            </w:r>
+          </w:p>
+        </w:tc>
+        <w:tc>
+          <w:tcPr>
+            <w:tcW w:type="dxa" w:w="3137"/>
+          </w:tcPr>
+          <w:p>
+            <w:pPr>
+              <w:spacing w:after="0"/>
+            </w:pPr>
+            <w:r/>
+            <w:r>
+              <w:rPr>
+                <w:sz w:val="19"/>
+              </w:rPr>
+              <w:t>自然语言与表单 → 任务规约与执行决策；会话继承；受体与配体的在线解析编排</w:t>
             </w:r>
           </w:p>
         </w:tc>
@@ -808,18 +875,59 @@
               </w:rPr>
               <w:t>agents/</w:t>
             </w:r>
+          </w:p>
+        </w:tc>
+        <w:tc>
+          <w:tcPr>
+            <w:tcW w:type="dxa" w:w="3137"/>
+          </w:tcPr>
+          <w:p>
+            <w:pPr>
+              <w:spacing w:after="0"/>
+            </w:pPr>
+            <w:r/>
             <w:r>
               <w:rPr>
                 <w:sz w:val="19"/>
               </w:rPr>
-              <w:t>、</w:t>
+              <w:t>协调智能体、四个子智能体、工具分发、中间件治理、条件纪律段、工具调用序列自愈、结果合并</w:t>
             </w:r>
+          </w:p>
+        </w:tc>
+      </w:tr>
+      <w:tr>
+        <w:tc>
+          <w:tcPr>
+            <w:tcW w:type="dxa" w:w="3137"/>
+          </w:tcPr>
+          <w:p>
+            <w:pPr>
+              <w:spacing w:after="0"/>
+            </w:pPr>
+            <w:r/>
+            <w:r>
+              <w:rPr>
+                <w:sz w:val="19"/>
+              </w:rPr>
+              <w:t>运行支撑</w:t>
+            </w:r>
+          </w:p>
+        </w:tc>
+        <w:tc>
+          <w:tcPr>
+            <w:tcW w:type="dxa" w:w="3137"/>
+          </w:tcPr>
+          <w:p>
+            <w:pPr>
+              <w:spacing w:after="0"/>
+            </w:pPr>
+            <w:r/>
             <w:r>
               <w:rPr>
                 <w:rFonts w:ascii="DejaVu Sans Mono" w:hAnsi="DejaVu Sans Mono"/>
                 <w:sz w:val="17"/>
               </w:rPr>
-              <w:t>tools/</w:t>
+              <w:t>runtime/</w:t>
             </w:r>
           </w:p>
         </w:tc>
@@ -836,7 +944,7 @@
               <w:rPr>
                 <w:sz w:val="19"/>
               </w:rPr>
-              <w:t>协调智能体与四个子智能体、工具集、共享状态、报告定制</w:t>
+              <w:t>事件流、共享黑板、产物落盘、运行事实、步数预算、模型构建、运行上下文与检查点</w:t>
             </w:r>
           </w:p>
         </w:tc>
@@ -875,6 +983,19 @@
               </w:rPr>
               <w:t>core/</w:t>
             </w:r>
+            <w:r>
+              <w:rPr>
+                <w:sz w:val="19"/>
+              </w:rPr>
+              <w:t>、</w:t>
+            </w:r>
+            <w:r>
+              <w:rPr>
+                <w:rFonts w:ascii="DejaVu Sans Mono" w:hAnsi="DejaVu Sans Mono"/>
+                <w:sz w:val="17"/>
+              </w:rPr>
+              <w:t>tools/</w:t>
+            </w:r>
           </w:p>
         </w:tc>
         <w:tc>
@@ -890,7 +1011,7 @@
               <w:rPr>
                 <w:sz w:val="19"/>
               </w:rPr>
-              <w:t>受体与配体准备、口袋与定盒、对接引擎、性质与指纹、排序</w:t>
+              <w:t>受体与配体准备、口袋与定盒、对接引擎、性质与指纹、质子化、排序；工具层是内核的智能体接口</w:t>
             </w:r>
           </w:p>
         </w:tc>
@@ -1359,7 +1480,33 @@
         <w:rPr>
           <w:sz w:val="21"/>
         </w:rPr>
-        <w:t>一次完整运行包含九个环节：提交指令、生成任务规约、按需分发工具、真实计算、明细落盘、摘要回传、流式事件反馈、报告与产物生成、下载与回看。界面在执行过程中持续收到三类事件：文本增量、阶段进展与领域事件（例如逐分子对接结果），因此长任务不会表现为无响应的等待。</w:t>
+        <w:t>一次完整运行包含九个环节：提交指令、生成任务规约、按需分发工具、真实计算、明细落盘、摘要回传、流式事件反馈、报告与产物生成、下载与回看。界面在执行过程中持续收到事件流：文本增量、阶段进展、领域事件（逐分子对接结果）、</w:t>
+      </w:r>
+      <w:r>
+        <w:rPr>
+          <w:b/>
+          <w:sz w:val="21"/>
+        </w:rPr>
+        <w:t>思考增量</w:t>
+      </w:r>
+      <w:r>
+        <w:rPr>
+          <w:sz w:val="21"/>
+        </w:rPr>
+        <w:t>（单独成轨并折叠，不混进正文）与</w:t>
+      </w:r>
+      <w:r>
+        <w:rPr>
+          <w:b/>
+          <w:sz w:val="21"/>
+        </w:rPr>
+        <w:t>步数预算事件</w:t>
+      </w:r>
+      <w:r>
+        <w:rPr>
+          <w:sz w:val="21"/>
+        </w:rPr>
+        <w:t>（自动放宽或收尾时如实告知）。需要用户决定的候选选项在本轮输出结束后才挂出，避免与进行中的运行抢跑；长任务因此既不会表现为无响应，也不会在执行细节上打扰用户。</w:t>
       </w:r>
     </w:p>
     <w:p>

--- a/docs/技术文档.docx
+++ b/docs/技术文档.docx
@@ -545,7 +545,7 @@
       <w:r>
         <w:drawing>
           <wp:inline xmlns:a="http://schemas.openxmlformats.org/drawingml/2006/main" xmlns:pic="http://schemas.openxmlformats.org/drawingml/2006/picture">
-            <wp:extent cx="5760000" cy="3633230"/>
+            <wp:extent cx="5760000" cy="4014545"/>
             <wp:docPr id="1" name="Picture 1"/>
             <wp:cNvGraphicFramePr>
               <a:graphicFrameLocks noChangeAspect="1"/>
@@ -566,7 +566,7 @@
                   <pic:spPr>
                     <a:xfrm>
                       <a:off x="0" y="0"/>
-                      <a:ext cx="5760000" cy="3633230"/>
+                      <a:ext cx="5760000" cy="4014545"/>
                     </a:xfrm>
                     <a:prstGeom prst="rect"/>
                   </pic:spPr>
@@ -1265,7 +1265,7 @@
       <w:r>
         <w:drawing>
           <wp:inline xmlns:a="http://schemas.openxmlformats.org/drawingml/2006/main" xmlns:pic="http://schemas.openxmlformats.org/drawingml/2006/picture">
-            <wp:extent cx="5760000" cy="5266286"/>
+            <wp:extent cx="5760000" cy="5430857"/>
             <wp:docPr id="2" name="Picture 2"/>
             <wp:cNvGraphicFramePr>
               <a:graphicFrameLocks noChangeAspect="1"/>
@@ -1286,7 +1286,7 @@
                   <pic:spPr>
                     <a:xfrm>
                       <a:off x="0" y="0"/>
-                      <a:ext cx="5760000" cy="5266286"/>
+                      <a:ext cx="5760000" cy="5430857"/>
                     </a:xfrm>
                     <a:prstGeom prst="rect"/>
                   </pic:spPr>

--- a/docs/技术文档.docx
+++ b/docs/技术文档.docx
@@ -183,7 +183,7 @@
         <w:rPr>
           <w:sz w:val="21"/>
         </w:rPr>
-        <w:t>本系统面向小分子筛选与结合模式评估任务，把"分子库准备—理化性质评估—结合口袋定盒—真实分子对接—结合模式比较—排序与报告"这一条实验流程交给若干协作的语言模型智能体来编排，而把全部数值计算交给确定性的计算内核。系统采用一个协调智能体加四个职能子智能体的结构，协调智能体只做决策、分发与汇总，子智能体只调用工具并返回结构化结果，真实计算由 AutoDock Vina、RDKit、Meeko 与（可选的）P2Rank 完成。所有中间结果与产物按次运行落盘，报告中的每一个数值都可以回溯到工具输出。系统提供网页界面、命令行与 HTTP 接口三种使用方式：网页界面分</w:t>
+        <w:t>本系统面向小分子筛选与结合模式评估任务，把"分子库准备—理化性质评估—结合口袋定盒—真实分子对接—结合模式比较—排序与报告"这一条实验流程交给若干协作的语言模型智能体来编排，而把全部数值计算交给确定性的计算内核。系统采用一个协调智能体加四个职能子智能体的结构，协调智能体只做决策、分发与汇总，子智能体只调用工具并返回结构化结果，真实计算由 AutoDock Vina、RDKit、Meeko 与（可选的）P2Rank 完成。所有中间结果与产物按次运行落盘，报告中的每一个数值都可以回溯到工具输出。系统提供网页界面、命令行与 HTTP 接口三种使用方式。网页界面分两套：</w:t>
       </w:r>
       <w:r>
         <w:rPr>
@@ -196,7 +196,7 @@
         <w:rPr>
           <w:sz w:val="21"/>
         </w:rPr>
-        <w:t>（默认首页，只保留 「任务描述 + 筛选结果」两块，参数全部走默认与自动规划）与</w:t>
+        <w:t>（默认首页， 仅「任务描述 + 筛选结果」两块，参数由默认值与受理层自动规划）与</w:t>
       </w:r>
       <w:r>
         <w:rPr>
@@ -209,20 +209,7 @@
         <w:rPr>
           <w:sz w:val="21"/>
         </w:rPr>
-        <w:t>（三栏工作台：参数表单、 对话与结果、运行详情，另有历史检索、报告全文与设置页），顶栏一键互切；接口分为承载业务的产品接口与 遵循标准智能体协议的运行接口两组，共四十余个端点，覆盖运行发起、状态查询、产物下载与历史检索。 交互上遵循「打扰最小化」：</w:t>
-      </w:r>
-      <w:r>
-        <w:rPr>
-          <w:b/>
-          <w:sz w:val="21"/>
-        </w:rPr>
-        <w:t>只有影响对接本身的问题</w:t>
-      </w:r>
-      <w:r>
-        <w:rPr>
-          <w:sz w:val="21"/>
-        </w:rPr>
-        <w:t>（受体不可用或歧义、多组分分子的代表结构、 共晶配体是否作对照）才中断并请用户决定，其余执行细节由系统自动处理。</w:t>
+        <w:t>（三栏工作台： 参数表单、对话与结果、运行详情，另有历史检索、报告全文与设置页），顶栏可切换。接口分为承载业务的 产品接口与遵循标准智能体协议的运行接口两组，共四十余个端点，覆盖运行发起、状态查询、产物下载与 历史检索。交互口径见 1.3：需要用户裁决的只有影响对接本身的问题，其余执行细节由系统处理。</w:t>
       </w:r>
     </w:p>
     <w:p>
@@ -475,39 +462,13 @@
           <w:b/>
           <w:sz w:val="21"/>
         </w:rPr>
-        <w:t>打扰最小化。</w:t>
+        <w:t>执行细节自主处理，用户只裁决影响对接的问题。</w:t>
       </w:r>
       <w:r>
         <w:rPr>
           <w:sz w:val="21"/>
         </w:rPr>
-        <w:t xml:space="preserve"> 只有</w:t>
-      </w:r>
-      <w:r>
-        <w:rPr>
-          <w:b/>
-          <w:sz w:val="21"/>
-        </w:rPr>
-        <w:t>影响对接本身</w:t>
-      </w:r>
-      <w:r>
-        <w:rPr>
-          <w:sz w:val="21"/>
-        </w:rPr>
-        <w:t>的问题才请用户决定 —— 受体不可用或存在多个同样合理的候选、 多组分分子的代表结构取法、共晶配体是否作为阳性对照；这三类问题直接改变计算对象或方法学基线， 系统零计算并下发可点选项。执行细节一律自动处理：工具与模型的瞬时失败自动重试；跑满步数上限时自动 放宽（120 → 240 → 480）并从检查点继续，到顶则让主管智能体用已有结果收尾并照常产出报告，</w:t>
-      </w:r>
-      <w:r>
-        <w:rPr>
-          <w:b/>
-          <w:sz w:val="21"/>
-        </w:rPr>
-        <w:t>不把这类 执行错误抛给用户</w:t>
-      </w:r>
-      <w:r>
-        <w:rPr>
-          <w:sz w:val="21"/>
-        </w:rPr>
-        <w:t>；同一个问题只生成一次、只显示一份（候选在模型输出结束后才挂出，避免与进行中的 运行抢跑）；页面刷新后结果区保持空态、历史运行随时可载回。</w:t>
+        <w:t xml:space="preserve"> 需要用户决定的只有三类：受体不可用或存在多个同等 合理的候选、多组分分子的代表结构取法、共晶配体是否作为阳性对照 —— 三者都直接改变计算对象或方法学 基线，系统因此不执行计算，只下发候选项，并把选择作为请求字段在同一会话内续跑。其余情形按执行细节 处理：工具与模型的瞬时失败自动重试；达到递归上限时自动放宽（120 → 240 → 480）并从检查点续跑， 到顶由协调智能体用现有结果收尾并照常产出报告（执行类失败不向用户上报为错误）；同一问题只下发一次， 候选在本轮输出结束后才挂出；页面刷新后结果区置空，往次结果由历史运行载回。</w:t>
       </w:r>
     </w:p>
     <w:p>

--- a/docs/技术文档.docx
+++ b/docs/技术文档.docx
@@ -5135,7 +5135,33 @@
         <w:rPr>
           <w:sz w:val="21"/>
         </w:rPr>
-        <w:t>不同引擎与不同执行后端（CPU 与 GPU）在搜索策略与数值精度上存在差异，同一次排序中不混用引擎。若配置了外部引擎但不可用，系统拒绝启动并给出提示，而不是改用其他实现后照常出结果。</w:t>
+        <w:t xml:space="preserve">不同引擎与不同执行后端（CPU 与 GPU）在搜索策略与数值精度上存在差异，同一次排序中不混用引擎。默认引擎为 </w:t>
+      </w:r>
+      <w:r>
+        <w:rPr>
+          <w:rFonts w:ascii="DejaVu Sans Mono" w:hAnsi="DejaVu Sans Mono"/>
+          <w:sz w:val="19"/>
+        </w:rPr>
+        <w:t>auto</w:t>
+      </w:r>
+      <w:r>
+        <w:rPr>
+          <w:sz w:val="21"/>
+        </w:rPr>
+        <w:t xml:space="preserve">：优先内置 Vina，不可用时回退经典 AutoDock4（CPU）。用户也可在设置中登记本机安装的 GPU 对接工具并把「对接引擎」设为 </w:t>
+      </w:r>
+      <w:r>
+        <w:rPr>
+          <w:rFonts w:ascii="DejaVu Sans Mono" w:hAnsi="DejaVu Sans Mono"/>
+          <w:sz w:val="19"/>
+        </w:rPr>
+        <w:t>external</w:t>
+      </w:r>
+      <w:r>
+        <w:rPr>
+          <w:sz w:val="21"/>
+        </w:rPr>
+        <w:t>，此时对接由该外部引擎执行（当前已接入执行适配的是 AutoDock-GPU 与 CPU 版 Vina 命令行），结果行与报告中记录实际引擎及其版本。若配置了外部引擎但不可用，系统拒绝启动并给出提示，而不是改用其他实现后照常出结果；登记了外部引擎而本次未选用时，运行笔记会明确说明本次仍由内置引擎计算。</w:t>
       </w:r>
     </w:p>
     <w:p>
@@ -5185,7 +5211,7 @@
         <w:rPr>
           <w:sz w:val="21"/>
         </w:rPr>
-        <w:t>系统维护一组自动化检查，覆盖计算内核、智能体契约、报告版式、接口协议、步数预算与工具调用序列自愈、界面行为与部署配置。计算与接口相关的检查在离线环境即可完成；界面检查包含静态契约校验（界面结构、设计令牌、候选交互时序）、DOM 级端到端验证与真实浏览器验证，后者用于确认标准协议下的请求形状、Markdown 渲染、思考折叠、候选点选时机与运行态、报告版式。当前本机全量为 811 项通过（离线快跑 563 通过、248 跳过）。持续集成流水线（</w:t>
+        <w:t>系统维护一组自动化检查，覆盖计算内核、智能体契约、报告版式、接口协议、步数预算与工具调用序列自愈、界面行为与部署配置。计算与接口相关的检查在离线环境即可完成；界面检查包含静态契约校验（界面结构、设计令牌、候选交互时序）、DOM 级端到端验证与真实浏览器验证，后者用于确认标准协议下的请求形状、Markdown 渲染、思考折叠、候选点选时机与运行态、报告版式。当前本机全量为 840 项通过（离线快跑 588 通过、252 跳过）。持续集成流水线（</w:t>
       </w:r>
       <w:r>
         <w:rPr>

--- a/docs/技术文档.docx
+++ b/docs/技术文档.docx
@@ -5135,7 +5135,7 @@
         <w:rPr>
           <w:sz w:val="21"/>
         </w:rPr>
-        <w:t xml:space="preserve">不同引擎与不同执行后端（CPU 与 GPU）在搜索策略与数值精度上存在差异，同一次排序中不混用引擎。默认引擎为 </w:t>
+        <w:t xml:space="preserve">不同引擎与不同执行后端（CPU 与 GPU）在搜索策略与数值精度上存在差异，同一次排序中不混用引擎。配体统一按刚性大环准备（不切环、不采样环构象），以保证与经典 AutoDock 格点打分兼容。默认引擎为 </w:t>
       </w:r>
       <w:r>
         <w:rPr>
@@ -5211,7 +5211,7 @@
         <w:rPr>
           <w:sz w:val="21"/>
         </w:rPr>
-        <w:t>系统维护一组自动化检查，覆盖计算内核、智能体契约、报告版式、接口协议、步数预算与工具调用序列自愈、界面行为与部署配置。计算与接口相关的检查在离线环境即可完成；界面检查包含静态契约校验（界面结构、设计令牌、候选交互时序）、DOM 级端到端验证与真实浏览器验证，后者用于确认标准协议下的请求形状、Markdown 渲染、思考折叠、候选点选时机与运行态、报告版式。当前本机全量为 840 项通过（离线快跑 588 通过、252 跳过）。持续集成流水线（</w:t>
+        <w:t>系统维护一组自动化检查，覆盖计算内核、智能体契约、报告版式、接口协议、步数预算与工具调用序列自愈、界面行为与部署配置。计算与接口相关的检查在离线环境即可完成；界面检查包含静态契约校验（界面结构、设计令牌、候选交互时序）、DOM 级端到端验证与真实浏览器验证，后者用于确认标准协议下的请求形状、Markdown 渲染、思考折叠、候选点选时机与运行态、报告版式。当前本机全量为 853 项通过（离线快跑 599 通过、253 跳过）。持续集成流水线（</w:t>
       </w:r>
       <w:r>
         <w:rPr>

--- a/docs/技术文档.docx
+++ b/docs/技术文档.docx
@@ -5135,7 +5135,20 @@
         <w:rPr>
           <w:sz w:val="21"/>
         </w:rPr>
-        <w:t xml:space="preserve">不同引擎与不同执行后端（CPU 与 GPU）在搜索策略与数值精度上存在差异，同一次排序中不混用引擎。配体统一按刚性大环准备（不切环、不采样环构象），以保证与经典 AutoDock 格点打分兼容。默认引擎为 </w:t>
+        <w:t>不同引擎与不同执行后端（CPU 与 GPU）在搜索策略与数值精度上存在差异，同一次排序中不混用引擎。配体统一按刚性大环准备（不切环、不采样环构象），以保证与经典 AutoDock 格点打分兼容。点选候选时系统</w:t>
+      </w:r>
+      <w:r>
+        <w:rPr>
+          <w:b/>
+          <w:sz w:val="21"/>
+        </w:rPr>
+        <w:t>续跑同一个运行</w:t>
+      </w:r>
+      <w:r>
+        <w:rPr>
+          <w:sz w:val="21"/>
+        </w:rPr>
+        <w:t xml:space="preserve">（不另起运行），正文里的大块工具数据会折叠成可展开块。默认引擎为 </w:t>
       </w:r>
       <w:r>
         <w:rPr>
@@ -5211,7 +5224,7 @@
         <w:rPr>
           <w:sz w:val="21"/>
         </w:rPr>
-        <w:t>系统维护一组自动化检查，覆盖计算内核、智能体契约、报告版式、接口协议、步数预算与工具调用序列自愈、界面行为与部署配置。计算与接口相关的检查在离线环境即可完成；界面检查包含静态契约校验（界面结构、设计令牌、候选交互时序）、DOM 级端到端验证与真实浏览器验证，后者用于确认标准协议下的请求形状、Markdown 渲染、思考折叠、候选点选时机与运行态、报告版式。当前本机全量为 853 项通过（离线快跑 599 通过、253 跳过）。持续集成流水线（</w:t>
+        <w:t>系统维护一组自动化检查，覆盖计算内核、智能体契约、报告版式、接口协议、步数预算与工具调用序列自愈、界面行为与部署配置。计算与接口相关的检查在离线环境即可完成；界面检查包含静态契约校验（界面结构、设计令牌、候选交互时序）、DOM 级端到端验证与真实浏览器验证，后者用于确认标准协议下的请求形状、Markdown 渲染、思考折叠、候选点选时机与运行态、报告版式。当前本机全量为 857 项通过（离线快跑 604 通过、253 跳过）。持续集成流水线（</w:t>
       </w:r>
       <w:r>
         <w:rPr>

--- a/docs/技术文档.docx
+++ b/docs/技术文档.docx
@@ -5224,7 +5224,7 @@
         <w:rPr>
           <w:sz w:val="21"/>
         </w:rPr>
-        <w:t>系统维护一组自动化检查，覆盖计算内核、智能体契约、报告版式、接口协议、步数预算与工具调用序列自愈、界面行为与部署配置。计算与接口相关的检查在离线环境即可完成；界面检查包含静态契约校验（界面结构、设计令牌、候选交互时序）、DOM 级端到端验证与真实浏览器验证，后者用于确认标准协议下的请求形状、Markdown 渲染、思考折叠、候选点选时机与运行态、报告版式。当前本机全量为 857 项通过（离线快跑 604 通过、253 跳过）。持续集成流水线（</w:t>
+        <w:t>系统维护一组自动化检查，覆盖计算内核、智能体契约、报告版式、接口协议、步数预算与工具调用序列自愈、界面行为与部署配置。计算与接口相关的检查在离线环境即可完成；界面检查包含静态契约校验（界面结构、设计令牌、候选交互时序）、DOM 级端到端验证与真实浏览器验证，后者用于确认标准协议下的请求形状、Markdown 渲染、思考折叠、候选点选时机与运行态、报告版式。当前本机全量为 859 项通过（离线快跑 606 通过、253 跳过）。持续集成流水线（</w:t>
       </w:r>
       <w:r>
         <w:rPr>
